--- a/KHBD_Tin_học/Lớp_4/Tuần_10/De_kiem_tra_DGDK1_Tin_hoc_Lop_4.docx
+++ b/KHBD_Tin_học/Lớp_4/Tuần_10/De_kiem_tra_DGDK1_Tin_hoc_Lop_4.docx
@@ -370,1164 +370,1876 @@
     </w:tbl>
     <w:p>
       <w:pPr>
-        <w:spacing w:before="0" w:after="80" w:line="276" w:lineRule="auto"/>
-        <w:jc w:val="left"/>
-      </w:pPr>
-    </w:p>
-    <w:p>
-      <w:pPr>
-        <w:spacing w:before="120" w:after="80" w:line="276" w:lineRule="auto"/>
-        <w:jc w:val="left"/>
+        <w:spacing w:after="80"/>
+      </w:pPr>
+    </w:p>
+    <w:p>
+      <w:pPr>
+        <w:spacing w:before="120" w:after="40"/>
+      </w:pPr>
+      <w:r>
+        <w:rPr>
+          <w:rFonts w:ascii="Times New Roman" w:hAnsi="Times New Roman" w:cs="Times New Roman" w:eastAsia="Times New Roman"/>
+          <w:sz w:val="26"/>
+          <w:szCs w:val="26"/>
+          <w:b/>
+          <w:bCs/>
+        </w:rPr>
+        <w:t xml:space="preserve">PHẦN I. TRẮC NGHIỆM KHÁCH QUAN (20 câu – 5,0 điểm)</w:t>
+      </w:r>
+    </w:p>
+    <w:p>
+      <w:pPr>
+        <w:spacing w:after="120"/>
+      </w:pPr>
+      <w:r>
+        <w:rPr>
+          <w:rFonts w:ascii="Times New Roman" w:hAnsi="Times New Roman" w:cs="Times New Roman" w:eastAsia="Times New Roman"/>
+          <w:sz w:val="26"/>
+          <w:szCs w:val="26"/>
+          <w:i/>
+          <w:iCs/>
+        </w:rPr>
+        <w:t xml:space="preserve">Khoanh tròn vào chữ cái (A, B, C hoặc D) đứng trước câu trả lời đúng nhất:</w:t>
+      </w:r>
+    </w:p>
+    <w:p>
+      <w:pPr>
+        <w:spacing w:before="120" w:after="40"/>
       </w:pPr>
       <w:r>
         <w:rPr>
           <w:rFonts w:ascii="Times New Roman" w:hAnsi="Times New Roman"/>
+          <w:sz w:val="26"/>
           <w:b/>
-          <w:i w:val="0"/>
-          <w:sz w:val="26"/>
-          <w:rFonts w:ascii="Times New Roman" w:hAnsi="Times New Roman" w:cs="Times New Roman"/>
-        </w:rPr>
-        <w:t>PHẦN I. TRẮC NGHIỆM KHÁCH QUAN (20 câu – 5,0 điểm)</w:t>
-      </w:r>
-    </w:p>
-    <w:p>
-      <w:pPr>
-        <w:spacing w:before="0" w:after="80" w:line="276" w:lineRule="auto"/>
-        <w:jc w:val="left"/>
-      </w:pPr>
+        </w:rPr>
+        <w:t xml:space="preserve">Câu 1. </w:t>
+      </w:r>
       <w:r>
         <w:rPr>
           <w:rFonts w:ascii="Times New Roman" w:hAnsi="Times New Roman"/>
-          <w:b w:val="0"/>
+          <w:sz w:val="26"/>
+        </w:rPr>
+        <w:t xml:space="preserve">Phần cứng máy tính là gì?</w:t>
+      </w:r>
+    </w:p>
+    <w:p>
+      <w:pPr>
+        <w:spacing w:before="20" w:after="40"/>
+        <w:ind w:left="360"/>
+      </w:pPr>
+      <w:r>
+        <w:rPr>
+          <w:rFonts w:ascii="Times New Roman" w:hAnsi="Times New Roman" w:cs="Times New Roman" w:eastAsia="Times New Roman"/>
+          <w:sz w:val="26"/>
+          <w:szCs w:val="26"/>
+        </w:rPr>
+        <w:t xml:space="preserve">A. Các bộ phận vật lí có thể nhìn thấy</w:t>
+      </w:r>
+    </w:p>
+    <w:p>
+      <w:pPr>
+        <w:spacing w:before="20" w:after="40"/>
+        <w:ind w:left="360"/>
+      </w:pPr>
+      <w:r>
+        <w:rPr>
+          <w:rFonts w:ascii="Times New Roman" w:hAnsi="Times New Roman" w:cs="Times New Roman" w:eastAsia="Times New Roman"/>
+          <w:sz w:val="26"/>
+          <w:szCs w:val="26"/>
+        </w:rPr>
+        <w:t xml:space="preserve">B. Hệ điều hành</w:t>
+      </w:r>
+    </w:p>
+    <w:p>
+      <w:pPr>
+        <w:spacing w:before="20" w:after="40"/>
+        <w:ind w:left="360"/>
+      </w:pPr>
+      <w:r>
+        <w:rPr>
+          <w:rFonts w:ascii="Times New Roman" w:hAnsi="Times New Roman" w:cs="Times New Roman" w:eastAsia="Times New Roman"/>
+          <w:sz w:val="26"/>
+          <w:szCs w:val="26"/>
+        </w:rPr>
+        <w:t xml:space="preserve">C. Trang web</w:t>
+      </w:r>
+    </w:p>
+    <w:p>
+      <w:pPr>
+        <w:spacing w:before="20" w:after="40"/>
+        <w:ind w:left="360"/>
+      </w:pPr>
+      <w:r>
+        <w:rPr>
+          <w:rFonts w:ascii="Times New Roman" w:hAnsi="Times New Roman" w:cs="Times New Roman" w:eastAsia="Times New Roman"/>
+          <w:sz w:val="26"/>
+          <w:szCs w:val="26"/>
+        </w:rPr>
+        <w:t xml:space="preserve">D. Chương trình máy tính</w:t>
+      </w:r>
+    </w:p>
+    <w:p>
+      <w:pPr>
+        <w:spacing w:before="120" w:after="40"/>
+      </w:pPr>
+      <w:r>
+        <w:rPr>
+          <w:rFonts w:ascii="Times New Roman" w:hAnsi="Times New Roman"/>
+          <w:sz w:val="26"/>
+          <w:b/>
+        </w:rPr>
+        <w:t xml:space="preserve">Câu 2. </w:t>
+      </w:r>
+      <w:r>
+        <w:rPr>
+          <w:rFonts w:ascii="Times New Roman" w:hAnsi="Times New Roman"/>
+          <w:sz w:val="26"/>
+        </w:rPr>
+        <w:t xml:space="preserve">Phần mềm máy tính là gì?</w:t>
+      </w:r>
+    </w:p>
+    <w:p>
+      <w:pPr>
+        <w:spacing w:before="20" w:after="40"/>
+        <w:ind w:left="360"/>
+      </w:pPr>
+      <w:r>
+        <w:rPr>
+          <w:rFonts w:ascii="Times New Roman" w:hAnsi="Times New Roman" w:cs="Times New Roman" w:eastAsia="Times New Roman"/>
+          <w:sz w:val="26"/>
+          <w:szCs w:val="26"/>
+        </w:rPr>
+        <w:t xml:space="preserve">A. Thiết bị ngoại vi</w:t>
+      </w:r>
+    </w:p>
+    <w:p>
+      <w:pPr>
+        <w:spacing w:before="20" w:after="40"/>
+        <w:ind w:left="360"/>
+      </w:pPr>
+      <w:r>
+        <w:rPr>
+          <w:rFonts w:ascii="Times New Roman" w:hAnsi="Times New Roman" w:cs="Times New Roman" w:eastAsia="Times New Roman"/>
+          <w:sz w:val="26"/>
+          <w:szCs w:val="26"/>
+        </w:rPr>
+        <w:t xml:space="preserve">B. Dây cáp kết nối</w:t>
+      </w:r>
+    </w:p>
+    <w:p>
+      <w:pPr>
+        <w:spacing w:before="20" w:after="40"/>
+        <w:ind w:left="360"/>
+      </w:pPr>
+      <w:r>
+        <w:rPr>
+          <w:rFonts w:ascii="Times New Roman" w:hAnsi="Times New Roman" w:cs="Times New Roman" w:eastAsia="Times New Roman"/>
+          <w:sz w:val="26"/>
+          <w:szCs w:val="26"/>
+        </w:rPr>
+        <w:t xml:space="preserve">C. Ổ cứng</w:t>
+      </w:r>
+    </w:p>
+    <w:p>
+      <w:pPr>
+        <w:spacing w:before="20" w:after="40"/>
+        <w:ind w:left="360"/>
+      </w:pPr>
+      <w:r>
+        <w:rPr>
+          <w:rFonts w:ascii="Times New Roman" w:hAnsi="Times New Roman" w:cs="Times New Roman" w:eastAsia="Times New Roman"/>
+          <w:sz w:val="26"/>
+          <w:szCs w:val="26"/>
+        </w:rPr>
+        <w:t xml:space="preserve">D. Chương trình giúp máy tính hoạt động</w:t>
+      </w:r>
+    </w:p>
+    <w:p>
+      <w:pPr>
+        <w:spacing w:before="120" w:after="40"/>
+      </w:pPr>
+      <w:r>
+        <w:rPr>
+          <w:rFonts w:ascii="Times New Roman" w:hAnsi="Times New Roman"/>
+          <w:sz w:val="26"/>
+          <w:b/>
+        </w:rPr>
+        <w:t xml:space="preserve">Câu 3. </w:t>
+      </w:r>
+      <w:r>
+        <w:rPr>
+          <w:rFonts w:ascii="Times New Roman" w:hAnsi="Times New Roman"/>
+          <w:sz w:val="26"/>
+        </w:rPr>
+        <w:t xml:space="preserve">Bàn phím thuộc loại thiết bị gì?</w:t>
+      </w:r>
+    </w:p>
+    <w:p>
+      <w:pPr>
+        <w:spacing w:before="20" w:after="40"/>
+        <w:ind w:left="360"/>
+      </w:pPr>
+      <w:r>
+        <w:rPr>
+          <w:rFonts w:ascii="Times New Roman" w:hAnsi="Times New Roman" w:cs="Times New Roman" w:eastAsia="Times New Roman"/>
+          <w:sz w:val="26"/>
+          <w:szCs w:val="26"/>
+        </w:rPr>
+        <w:t xml:space="preserve">A. Thiết bị xuất</w:t>
+      </w:r>
+    </w:p>
+    <w:p>
+      <w:pPr>
+        <w:spacing w:before="20" w:after="40"/>
+        <w:ind w:left="360"/>
+      </w:pPr>
+      <w:r>
+        <w:rPr>
+          <w:rFonts w:ascii="Times New Roman" w:hAnsi="Times New Roman" w:cs="Times New Roman" w:eastAsia="Times New Roman"/>
+          <w:sz w:val="26"/>
+          <w:szCs w:val="26"/>
+        </w:rPr>
+        <w:t xml:space="preserve">B. Thiết bị nhập</w:t>
+      </w:r>
+    </w:p>
+    <w:p>
+      <w:pPr>
+        <w:spacing w:before="20" w:after="40"/>
+        <w:ind w:left="360"/>
+      </w:pPr>
+      <w:r>
+        <w:rPr>
+          <w:rFonts w:ascii="Times New Roman" w:hAnsi="Times New Roman" w:cs="Times New Roman" w:eastAsia="Times New Roman"/>
+          <w:sz w:val="26"/>
+          <w:szCs w:val="26"/>
+        </w:rPr>
+        <w:t xml:space="preserve">C. Thiết bị lưu trữ</w:t>
+      </w:r>
+    </w:p>
+    <w:p>
+      <w:pPr>
+        <w:spacing w:before="20" w:after="40"/>
+        <w:ind w:left="360"/>
+      </w:pPr>
+      <w:r>
+        <w:rPr>
+          <w:rFonts w:ascii="Times New Roman" w:hAnsi="Times New Roman" w:cs="Times New Roman" w:eastAsia="Times New Roman"/>
+          <w:sz w:val="26"/>
+          <w:szCs w:val="26"/>
+        </w:rPr>
+        <w:t xml:space="preserve">D. Thiết bị xử lí</w:t>
+      </w:r>
+    </w:p>
+    <w:p>
+      <w:pPr>
+        <w:spacing w:before="120" w:after="40"/>
+      </w:pPr>
+      <w:r>
+        <w:rPr>
+          <w:rFonts w:ascii="Times New Roman" w:hAnsi="Times New Roman"/>
+          <w:sz w:val="26"/>
+          <w:b/>
+        </w:rPr>
+        <w:t xml:space="preserve">Câu 4. </w:t>
+      </w:r>
+      <w:r>
+        <w:rPr>
+          <w:rFonts w:ascii="Times New Roman" w:hAnsi="Times New Roman"/>
+          <w:sz w:val="26"/>
+        </w:rPr>
+        <w:t xml:space="preserve">Máy in thuộc loại thiết bị gì?</w:t>
+      </w:r>
+    </w:p>
+    <w:p>
+      <w:pPr>
+        <w:spacing w:before="20" w:after="40"/>
+        <w:ind w:left="360"/>
+      </w:pPr>
+      <w:r>
+        <w:rPr>
+          <w:rFonts w:ascii="Times New Roman" w:hAnsi="Times New Roman" w:cs="Times New Roman" w:eastAsia="Times New Roman"/>
+          <w:sz w:val="26"/>
+          <w:szCs w:val="26"/>
+        </w:rPr>
+        <w:t xml:space="preserve">A. Thiết bị xuất</w:t>
+      </w:r>
+    </w:p>
+    <w:p>
+      <w:pPr>
+        <w:spacing w:before="20" w:after="40"/>
+        <w:ind w:left="360"/>
+      </w:pPr>
+      <w:r>
+        <w:rPr>
+          <w:rFonts w:ascii="Times New Roman" w:hAnsi="Times New Roman" w:cs="Times New Roman" w:eastAsia="Times New Roman"/>
+          <w:sz w:val="26"/>
+          <w:szCs w:val="26"/>
+        </w:rPr>
+        <w:t xml:space="preserve">B. Thiết bị nhập</w:t>
+      </w:r>
+    </w:p>
+    <w:p>
+      <w:pPr>
+        <w:spacing w:before="20" w:after="40"/>
+        <w:ind w:left="360"/>
+      </w:pPr>
+      <w:r>
+        <w:rPr>
+          <w:rFonts w:ascii="Times New Roman" w:hAnsi="Times New Roman" w:cs="Times New Roman" w:eastAsia="Times New Roman"/>
+          <w:sz w:val="26"/>
+          <w:szCs w:val="26"/>
+        </w:rPr>
+        <w:t xml:space="preserve">C. Thiết bị xử lí</w:t>
+      </w:r>
+    </w:p>
+    <w:p>
+      <w:pPr>
+        <w:spacing w:before="20" w:after="40"/>
+        <w:ind w:left="360"/>
+      </w:pPr>
+      <w:r>
+        <w:rPr>
+          <w:rFonts w:ascii="Times New Roman" w:hAnsi="Times New Roman" w:cs="Times New Roman" w:eastAsia="Times New Roman"/>
+          <w:sz w:val="26"/>
+          <w:szCs w:val="26"/>
+        </w:rPr>
+        <w:t xml:space="preserve">D. Thiết bị lưu trữ</w:t>
+      </w:r>
+    </w:p>
+    <w:p>
+      <w:pPr>
+        <w:spacing w:before="120" w:after="40"/>
+      </w:pPr>
+      <w:r>
+        <w:rPr>
+          <w:rFonts w:ascii="Times New Roman" w:hAnsi="Times New Roman"/>
+          <w:sz w:val="26"/>
+          <w:b/>
+        </w:rPr>
+        <w:t xml:space="preserve">Câu 5. </w:t>
+      </w:r>
+      <w:r>
+        <w:rPr>
+          <w:rFonts w:ascii="Times New Roman" w:hAnsi="Times New Roman"/>
+          <w:sz w:val="26"/>
+        </w:rPr>
+        <w:t xml:space="preserve">CPU đóng vai trò gì trong máy tính?</w:t>
+      </w:r>
+    </w:p>
+    <w:p>
+      <w:pPr>
+        <w:spacing w:before="20" w:after="40"/>
+        <w:ind w:left="360"/>
+      </w:pPr>
+      <w:r>
+        <w:rPr>
+          <w:rFonts w:ascii="Times New Roman" w:hAnsi="Times New Roman" w:cs="Times New Roman" w:eastAsia="Times New Roman"/>
+          <w:sz w:val="26"/>
+          <w:szCs w:val="26"/>
+        </w:rPr>
+        <w:t xml:space="preserve">A. Hiển thị hình ảnh</w:t>
+      </w:r>
+    </w:p>
+    <w:p>
+      <w:pPr>
+        <w:spacing w:before="20" w:after="40"/>
+        <w:ind w:left="360"/>
+      </w:pPr>
+      <w:r>
+        <w:rPr>
+          <w:rFonts w:ascii="Times New Roman" w:hAnsi="Times New Roman" w:cs="Times New Roman" w:eastAsia="Times New Roman"/>
+          <w:sz w:val="26"/>
+          <w:szCs w:val="26"/>
+        </w:rPr>
+        <w:t xml:space="preserve">B. Xử lí dữ liệu (bộ não máy tính)</w:t>
+      </w:r>
+    </w:p>
+    <w:p>
+      <w:pPr>
+        <w:spacing w:before="20" w:after="40"/>
+        <w:ind w:left="360"/>
+      </w:pPr>
+      <w:r>
+        <w:rPr>
+          <w:rFonts w:ascii="Times New Roman" w:hAnsi="Times New Roman" w:cs="Times New Roman" w:eastAsia="Times New Roman"/>
+          <w:sz w:val="26"/>
+          <w:szCs w:val="26"/>
+        </w:rPr>
+        <w:t xml:space="preserve">C. Phát âm thanh</w:t>
+      </w:r>
+    </w:p>
+    <w:p>
+      <w:pPr>
+        <w:spacing w:before="20" w:after="40"/>
+        <w:ind w:left="360"/>
+      </w:pPr>
+      <w:r>
+        <w:rPr>
+          <w:rFonts w:ascii="Times New Roman" w:hAnsi="Times New Roman" w:cs="Times New Roman" w:eastAsia="Times New Roman"/>
+          <w:sz w:val="26"/>
+          <w:szCs w:val="26"/>
+        </w:rPr>
+        <w:t xml:space="preserve">D. Kết nối Internet</w:t>
+      </w:r>
+    </w:p>
+    <w:p>
+      <w:pPr>
+        <w:spacing w:before="120" w:after="40"/>
+      </w:pPr>
+      <w:r>
+        <w:rPr>
+          <w:rFonts w:ascii="Times New Roman" w:hAnsi="Times New Roman"/>
+          <w:sz w:val="26"/>
+          <w:b/>
+        </w:rPr>
+        <w:t xml:space="preserve">Câu 6. </w:t>
+      </w:r>
+      <w:r>
+        <w:rPr>
+          <w:rFonts w:ascii="Times New Roman" w:hAnsi="Times New Roman"/>
+          <w:sz w:val="26"/>
+        </w:rPr>
+        <w:t xml:space="preserve">Ngón trỏ tay trái đặt ở phím nào khi gõ 10 ngón?</w:t>
+      </w:r>
+    </w:p>
+    <w:p>
+      <w:pPr>
+        <w:spacing w:before="20" w:after="40"/>
+        <w:ind w:left="360"/>
+      </w:pPr>
+      <w:r>
+        <w:rPr>
+          <w:rFonts w:ascii="Times New Roman" w:hAnsi="Times New Roman" w:cs="Times New Roman" w:eastAsia="Times New Roman"/>
+          <w:sz w:val="26"/>
+          <w:szCs w:val="26"/>
+        </w:rPr>
+        <w:t xml:space="preserve">A. Phím F</w:t>
+      </w:r>
+    </w:p>
+    <w:p>
+      <w:pPr>
+        <w:spacing w:before="20" w:after="40"/>
+        <w:ind w:left="360"/>
+      </w:pPr>
+      <w:r>
+        <w:rPr>
+          <w:rFonts w:ascii="Times New Roman" w:hAnsi="Times New Roman" w:cs="Times New Roman" w:eastAsia="Times New Roman"/>
+          <w:sz w:val="26"/>
+          <w:szCs w:val="26"/>
+        </w:rPr>
+        <w:t xml:space="preserve">B. Phím A</w:t>
+      </w:r>
+    </w:p>
+    <w:p>
+      <w:pPr>
+        <w:spacing w:before="20" w:after="40"/>
+        <w:ind w:left="360"/>
+      </w:pPr>
+      <w:r>
+        <w:rPr>
+          <w:rFonts w:ascii="Times New Roman" w:hAnsi="Times New Roman" w:cs="Times New Roman" w:eastAsia="Times New Roman"/>
+          <w:sz w:val="26"/>
+          <w:szCs w:val="26"/>
+        </w:rPr>
+        <w:t xml:space="preserve">C. Phím D</w:t>
+      </w:r>
+    </w:p>
+    <w:p>
+      <w:pPr>
+        <w:spacing w:before="20" w:after="40"/>
+        <w:ind w:left="360"/>
+      </w:pPr>
+      <w:r>
+        <w:rPr>
+          <w:rFonts w:ascii="Times New Roman" w:hAnsi="Times New Roman" w:cs="Times New Roman" w:eastAsia="Times New Roman"/>
+          <w:sz w:val="26"/>
+          <w:szCs w:val="26"/>
+        </w:rPr>
+        <w:t xml:space="preserve">D. Phím S</w:t>
+      </w:r>
+    </w:p>
+    <w:p>
+      <w:pPr>
+        <w:spacing w:before="120" w:after="40"/>
+      </w:pPr>
+      <w:r>
+        <w:rPr>
+          <w:rFonts w:ascii="Times New Roman" w:hAnsi="Times New Roman"/>
+          <w:sz w:val="26"/>
+          <w:b/>
+        </w:rPr>
+        <w:t xml:space="preserve">Câu 7. </w:t>
+      </w:r>
+      <w:r>
+        <w:rPr>
+          <w:rFonts w:ascii="Times New Roman" w:hAnsi="Times New Roman"/>
+          <w:sz w:val="26"/>
+        </w:rPr>
+        <w:t xml:space="preserve">Ngón trỏ tay phải đặt ở phím nào?</w:t>
+      </w:r>
+    </w:p>
+    <w:p>
+      <w:pPr>
+        <w:spacing w:before="20" w:after="40"/>
+        <w:ind w:left="360"/>
+      </w:pPr>
+      <w:r>
+        <w:rPr>
+          <w:rFonts w:ascii="Times New Roman" w:hAnsi="Times New Roman" w:cs="Times New Roman" w:eastAsia="Times New Roman"/>
+          <w:sz w:val="26"/>
+          <w:szCs w:val="26"/>
+        </w:rPr>
+        <w:t xml:space="preserve">A. Phím J</w:t>
+      </w:r>
+    </w:p>
+    <w:p>
+      <w:pPr>
+        <w:spacing w:before="20" w:after="40"/>
+        <w:ind w:left="360"/>
+      </w:pPr>
+      <w:r>
+        <w:rPr>
+          <w:rFonts w:ascii="Times New Roman" w:hAnsi="Times New Roman" w:cs="Times New Roman" w:eastAsia="Times New Roman"/>
+          <w:sz w:val="26"/>
+          <w:szCs w:val="26"/>
+        </w:rPr>
+        <w:t xml:space="preserve">B. Phím H</w:t>
+      </w:r>
+    </w:p>
+    <w:p>
+      <w:pPr>
+        <w:spacing w:before="20" w:after="40"/>
+        <w:ind w:left="360"/>
+      </w:pPr>
+      <w:r>
+        <w:rPr>
+          <w:rFonts w:ascii="Times New Roman" w:hAnsi="Times New Roman" w:cs="Times New Roman" w:eastAsia="Times New Roman"/>
+          <w:sz w:val="26"/>
+          <w:szCs w:val="26"/>
+        </w:rPr>
+        <w:t xml:space="preserve">C. Phím K</w:t>
+      </w:r>
+    </w:p>
+    <w:p>
+      <w:pPr>
+        <w:spacing w:before="20" w:after="40"/>
+        <w:ind w:left="360"/>
+      </w:pPr>
+      <w:r>
+        <w:rPr>
+          <w:rFonts w:ascii="Times New Roman" w:hAnsi="Times New Roman" w:cs="Times New Roman" w:eastAsia="Times New Roman"/>
+          <w:sz w:val="26"/>
+          <w:szCs w:val="26"/>
+        </w:rPr>
+        <w:t xml:space="preserve">D. Phím L</w:t>
+      </w:r>
+    </w:p>
+    <w:p>
+      <w:pPr>
+        <w:spacing w:before="120" w:after="40"/>
+      </w:pPr>
+      <w:r>
+        <w:rPr>
+          <w:rFonts w:ascii="Times New Roman" w:hAnsi="Times New Roman"/>
+          <w:sz w:val="26"/>
+          <w:b/>
+        </w:rPr>
+        <w:t xml:space="preserve">Câu 8. </w:t>
+      </w:r>
+      <w:r>
+        <w:rPr>
+          <w:rFonts w:ascii="Times New Roman" w:hAnsi="Times New Roman"/>
+          <w:sz w:val="26"/>
+        </w:rPr>
+        <w:t xml:space="preserve">Phím Space dùng để làm gì?</w:t>
+      </w:r>
+    </w:p>
+    <w:p>
+      <w:pPr>
+        <w:spacing w:before="20" w:after="40"/>
+        <w:ind w:left="360"/>
+      </w:pPr>
+      <w:r>
+        <w:rPr>
+          <w:rFonts w:ascii="Times New Roman" w:hAnsi="Times New Roman" w:cs="Times New Roman" w:eastAsia="Times New Roman"/>
+          <w:sz w:val="26"/>
+          <w:szCs w:val="26"/>
+        </w:rPr>
+        <w:t xml:space="preserve">A. Xóa chữ</w:t>
+      </w:r>
+    </w:p>
+    <w:p>
+      <w:pPr>
+        <w:spacing w:before="20" w:after="40"/>
+        <w:ind w:left="360"/>
+      </w:pPr>
+      <w:r>
+        <w:rPr>
+          <w:rFonts w:ascii="Times New Roman" w:hAnsi="Times New Roman" w:cs="Times New Roman" w:eastAsia="Times New Roman"/>
+          <w:sz w:val="26"/>
+          <w:szCs w:val="26"/>
+        </w:rPr>
+        <w:t xml:space="preserve">B. Xuống dòng</w:t>
+      </w:r>
+    </w:p>
+    <w:p>
+      <w:pPr>
+        <w:spacing w:before="20" w:after="40"/>
+        <w:ind w:left="360"/>
+      </w:pPr>
+      <w:r>
+        <w:rPr>
+          <w:rFonts w:ascii="Times New Roman" w:hAnsi="Times New Roman" w:cs="Times New Roman" w:eastAsia="Times New Roman"/>
+          <w:sz w:val="26"/>
+          <w:szCs w:val="26"/>
+        </w:rPr>
+        <w:t xml:space="preserve">C. Tạo khoảng trắng</w:t>
+      </w:r>
+    </w:p>
+    <w:p>
+      <w:pPr>
+        <w:spacing w:before="20" w:after="40"/>
+        <w:ind w:left="360"/>
+      </w:pPr>
+      <w:r>
+        <w:rPr>
+          <w:rFonts w:ascii="Times New Roman" w:hAnsi="Times New Roman" w:cs="Times New Roman" w:eastAsia="Times New Roman"/>
+          <w:sz w:val="26"/>
+          <w:szCs w:val="26"/>
+        </w:rPr>
+        <w:t xml:space="preserve">D. Viết chữ hoa</w:t>
+      </w:r>
+    </w:p>
+    <w:p>
+      <w:pPr>
+        <w:spacing w:before="120" w:after="40"/>
+      </w:pPr>
+      <w:r>
+        <w:rPr>
+          <w:rFonts w:ascii="Times New Roman" w:hAnsi="Times New Roman"/>
+          <w:sz w:val="26"/>
+          <w:b/>
+        </w:rPr>
+        <w:t xml:space="preserve">Câu 9. </w:t>
+      </w:r>
+      <w:r>
+        <w:rPr>
+          <w:rFonts w:ascii="Times New Roman" w:hAnsi="Times New Roman"/>
+          <w:sz w:val="26"/>
+        </w:rPr>
+        <w:t xml:space="preserve">Trang web là gì?</w:t>
+      </w:r>
+    </w:p>
+    <w:p>
+      <w:pPr>
+        <w:spacing w:before="20" w:after="40"/>
+        <w:ind w:left="360"/>
+      </w:pPr>
+      <w:r>
+        <w:rPr>
+          <w:rFonts w:ascii="Times New Roman" w:hAnsi="Times New Roman" w:cs="Times New Roman" w:eastAsia="Times New Roman"/>
+          <w:sz w:val="26"/>
+          <w:szCs w:val="26"/>
+        </w:rPr>
+        <w:t xml:space="preserve">A. Sách in trên giấy</w:t>
+      </w:r>
+    </w:p>
+    <w:p>
+      <w:pPr>
+        <w:spacing w:before="20" w:after="40"/>
+        <w:ind w:left="360"/>
+      </w:pPr>
+      <w:r>
+        <w:rPr>
+          <w:rFonts w:ascii="Times New Roman" w:hAnsi="Times New Roman" w:cs="Times New Roman" w:eastAsia="Times New Roman"/>
+          <w:sz w:val="26"/>
+          <w:szCs w:val="26"/>
+        </w:rPr>
+        <w:t xml:space="preserve">B. Phần mềm cài đặt</w:t>
+      </w:r>
+    </w:p>
+    <w:p>
+      <w:pPr>
+        <w:spacing w:before="20" w:after="40"/>
+        <w:ind w:left="360"/>
+      </w:pPr>
+      <w:r>
+        <w:rPr>
+          <w:rFonts w:ascii="Times New Roman" w:hAnsi="Times New Roman" w:cs="Times New Roman" w:eastAsia="Times New Roman"/>
+          <w:sz w:val="26"/>
+          <w:szCs w:val="26"/>
+        </w:rPr>
+        <w:t xml:space="preserve">C. Ổ cứng máy tính</w:t>
+      </w:r>
+    </w:p>
+    <w:p>
+      <w:pPr>
+        <w:spacing w:before="20" w:after="40"/>
+        <w:ind w:left="360"/>
+      </w:pPr>
+      <w:r>
+        <w:rPr>
+          <w:rFonts w:ascii="Times New Roman" w:hAnsi="Times New Roman" w:cs="Times New Roman" w:eastAsia="Times New Roman"/>
+          <w:sz w:val="26"/>
+          <w:szCs w:val="26"/>
+        </w:rPr>
+        <w:t xml:space="preserve">D. Trang thông tin hiển thị trên trình duyệt</w:t>
+      </w:r>
+    </w:p>
+    <w:p>
+      <w:pPr>
+        <w:spacing w:before="120" w:after="40"/>
+      </w:pPr>
+      <w:r>
+        <w:rPr>
+          <w:rFonts w:ascii="Times New Roman" w:hAnsi="Times New Roman"/>
+          <w:sz w:val="26"/>
+          <w:b/>
+        </w:rPr>
+        <w:t xml:space="preserve">Câu 10. </w:t>
+      </w:r>
+      <w:r>
+        <w:rPr>
+          <w:rFonts w:ascii="Times New Roman" w:hAnsi="Times New Roman"/>
+          <w:sz w:val="26"/>
+        </w:rPr>
+        <w:t xml:space="preserve">Trình duyệt web phổ biến là gì?</w:t>
+      </w:r>
+    </w:p>
+    <w:p>
+      <w:pPr>
+        <w:spacing w:before="20" w:after="40"/>
+        <w:ind w:left="360"/>
+      </w:pPr>
+      <w:r>
+        <w:rPr>
+          <w:rFonts w:ascii="Times New Roman" w:hAnsi="Times New Roman" w:cs="Times New Roman" w:eastAsia="Times New Roman"/>
+          <w:sz w:val="26"/>
+          <w:szCs w:val="26"/>
+        </w:rPr>
+        <w:t xml:space="preserve">A. Word</w:t>
+      </w:r>
+    </w:p>
+    <w:p>
+      <w:pPr>
+        <w:spacing w:before="20" w:after="40"/>
+        <w:ind w:left="360"/>
+      </w:pPr>
+      <w:r>
+        <w:rPr>
+          <w:rFonts w:ascii="Times New Roman" w:hAnsi="Times New Roman" w:cs="Times New Roman" w:eastAsia="Times New Roman"/>
+          <w:sz w:val="26"/>
+          <w:szCs w:val="26"/>
+        </w:rPr>
+        <w:t xml:space="preserve">B. Excel</w:t>
+      </w:r>
+    </w:p>
+    <w:p>
+      <w:pPr>
+        <w:spacing w:before="20" w:after="40"/>
+        <w:ind w:left="360"/>
+      </w:pPr>
+      <w:r>
+        <w:rPr>
+          <w:rFonts w:ascii="Times New Roman" w:hAnsi="Times New Roman" w:cs="Times New Roman" w:eastAsia="Times New Roman"/>
+          <w:sz w:val="26"/>
+          <w:szCs w:val="26"/>
+        </w:rPr>
+        <w:t xml:space="preserve">C. Chrome</w:t>
+      </w:r>
+    </w:p>
+    <w:p>
+      <w:pPr>
+        <w:spacing w:before="20" w:after="40"/>
+        <w:ind w:left="360"/>
+      </w:pPr>
+      <w:r>
+        <w:rPr>
+          <w:rFonts w:ascii="Times New Roman" w:hAnsi="Times New Roman" w:cs="Times New Roman" w:eastAsia="Times New Roman"/>
+          <w:sz w:val="26"/>
+          <w:szCs w:val="26"/>
+        </w:rPr>
+        <w:t xml:space="preserve">D. Paint</w:t>
+      </w:r>
+    </w:p>
+    <w:p>
+      <w:pPr>
+        <w:spacing w:before="120" w:after="40"/>
+      </w:pPr>
+      <w:r>
+        <w:rPr>
+          <w:rFonts w:ascii="Times New Roman" w:hAnsi="Times New Roman"/>
+          <w:sz w:val="26"/>
+          <w:b/>
+        </w:rPr>
+        <w:t xml:space="preserve">Câu 11. </w:t>
+      </w:r>
+      <w:r>
+        <w:rPr>
+          <w:rFonts w:ascii="Times New Roman" w:hAnsi="Times New Roman"/>
+          <w:sz w:val="26"/>
+        </w:rPr>
+        <w:t xml:space="preserve">Thanh địa chỉ dùng để làm gì?</w:t>
+      </w:r>
+    </w:p>
+    <w:p>
+      <w:pPr>
+        <w:spacing w:before="20" w:after="40"/>
+        <w:ind w:left="360"/>
+      </w:pPr>
+      <w:r>
+        <w:rPr>
+          <w:rFonts w:ascii="Times New Roman" w:hAnsi="Times New Roman" w:cs="Times New Roman" w:eastAsia="Times New Roman"/>
+          <w:sz w:val="26"/>
+          <w:szCs w:val="26"/>
+        </w:rPr>
+        <w:t xml:space="preserve">A. Gõ văn bản</w:t>
+      </w:r>
+    </w:p>
+    <w:p>
+      <w:pPr>
+        <w:spacing w:before="20" w:after="40"/>
+        <w:ind w:left="360"/>
+      </w:pPr>
+      <w:r>
+        <w:rPr>
+          <w:rFonts w:ascii="Times New Roman" w:hAnsi="Times New Roman" w:cs="Times New Roman" w:eastAsia="Times New Roman"/>
+          <w:sz w:val="26"/>
+          <w:szCs w:val="26"/>
+        </w:rPr>
+        <w:t xml:space="preserve">B. Nhập địa chỉ trang web</w:t>
+      </w:r>
+    </w:p>
+    <w:p>
+      <w:pPr>
+        <w:spacing w:before="20" w:after="40"/>
+        <w:ind w:left="360"/>
+      </w:pPr>
+      <w:r>
+        <w:rPr>
+          <w:rFonts w:ascii="Times New Roman" w:hAnsi="Times New Roman" w:cs="Times New Roman" w:eastAsia="Times New Roman"/>
+          <w:sz w:val="26"/>
+          <w:szCs w:val="26"/>
+        </w:rPr>
+        <w:t xml:space="preserve">C. Tính toán</w:t>
+      </w:r>
+    </w:p>
+    <w:p>
+      <w:pPr>
+        <w:spacing w:before="20" w:after="40"/>
+        <w:ind w:left="360"/>
+      </w:pPr>
+      <w:r>
+        <w:rPr>
+          <w:rFonts w:ascii="Times New Roman" w:hAnsi="Times New Roman" w:cs="Times New Roman" w:eastAsia="Times New Roman"/>
+          <w:sz w:val="26"/>
+          <w:szCs w:val="26"/>
+        </w:rPr>
+        <w:t xml:space="preserve">D. Vẽ tranh</w:t>
+      </w:r>
+    </w:p>
+    <w:p>
+      <w:pPr>
+        <w:spacing w:before="120" w:after="40"/>
+      </w:pPr>
+      <w:r>
+        <w:rPr>
+          <w:rFonts w:ascii="Times New Roman" w:hAnsi="Times New Roman"/>
+          <w:sz w:val="26"/>
+          <w:b/>
+        </w:rPr>
+        <w:t xml:space="preserve">Câu 12. </w:t>
+      </w:r>
+      <w:r>
+        <w:rPr>
+          <w:rFonts w:ascii="Times New Roman" w:hAnsi="Times New Roman"/>
+          <w:sz w:val="26"/>
+        </w:rPr>
+        <w:t xml:space="preserve">Hyperlink là gì?</w:t>
+      </w:r>
+    </w:p>
+    <w:p>
+      <w:pPr>
+        <w:spacing w:before="20" w:after="40"/>
+        <w:ind w:left="360"/>
+      </w:pPr>
+      <w:r>
+        <w:rPr>
+          <w:rFonts w:ascii="Times New Roman" w:hAnsi="Times New Roman" w:cs="Times New Roman" w:eastAsia="Times New Roman"/>
+          <w:sz w:val="26"/>
+          <w:szCs w:val="26"/>
+        </w:rPr>
+        <w:t xml:space="preserve">A. Loại phần cứng</w:t>
+      </w:r>
+    </w:p>
+    <w:p>
+      <w:pPr>
+        <w:spacing w:before="20" w:after="40"/>
+        <w:ind w:left="360"/>
+      </w:pPr>
+      <w:r>
+        <w:rPr>
+          <w:rFonts w:ascii="Times New Roman" w:hAnsi="Times New Roman" w:cs="Times New Roman" w:eastAsia="Times New Roman"/>
+          <w:sz w:val="26"/>
+          <w:szCs w:val="26"/>
+        </w:rPr>
+        <w:t xml:space="preserve">B. Liên kết dẫn đến trang web khác</w:t>
+      </w:r>
+    </w:p>
+    <w:p>
+      <w:pPr>
+        <w:spacing w:before="20" w:after="40"/>
+        <w:ind w:left="360"/>
+      </w:pPr>
+      <w:r>
+        <w:rPr>
+          <w:rFonts w:ascii="Times New Roman" w:hAnsi="Times New Roman" w:cs="Times New Roman" w:eastAsia="Times New Roman"/>
+          <w:sz w:val="26"/>
+          <w:szCs w:val="26"/>
+        </w:rPr>
+        <w:t xml:space="preserve">C. Loại virus</w:t>
+      </w:r>
+    </w:p>
+    <w:p>
+      <w:pPr>
+        <w:spacing w:before="20" w:after="40"/>
+        <w:ind w:left="360"/>
+      </w:pPr>
+      <w:r>
+        <w:rPr>
+          <w:rFonts w:ascii="Times New Roman" w:hAnsi="Times New Roman" w:cs="Times New Roman" w:eastAsia="Times New Roman"/>
+          <w:sz w:val="26"/>
+          <w:szCs w:val="26"/>
+        </w:rPr>
+        <w:t xml:space="preserve">D. Phần mềm diệt virus</w:t>
+      </w:r>
+    </w:p>
+    <w:p>
+      <w:pPr>
+        <w:spacing w:before="120" w:after="40"/>
+      </w:pPr>
+      <w:r>
+        <w:rPr>
+          <w:rFonts w:ascii="Times New Roman" w:hAnsi="Times New Roman"/>
+          <w:sz w:val="26"/>
+          <w:b/>
+        </w:rPr>
+        <w:t xml:space="preserve">Câu 13. </w:t>
+      </w:r>
+      <w:r>
+        <w:rPr>
+          <w:rFonts w:ascii="Times New Roman" w:hAnsi="Times New Roman"/>
+          <w:sz w:val="26"/>
+        </w:rPr>
+        <w:t xml:space="preserve">Công cụ tìm kiếm phổ biến nhất là gì?</w:t>
+      </w:r>
+    </w:p>
+    <w:p>
+      <w:pPr>
+        <w:spacing w:before="20" w:after="40"/>
+        <w:ind w:left="360"/>
+      </w:pPr>
+      <w:r>
+        <w:rPr>
+          <w:rFonts w:ascii="Times New Roman" w:hAnsi="Times New Roman" w:cs="Times New Roman" w:eastAsia="Times New Roman"/>
+          <w:sz w:val="26"/>
+          <w:szCs w:val="26"/>
+        </w:rPr>
+        <w:t xml:space="preserve">A. Bing</w:t>
+      </w:r>
+    </w:p>
+    <w:p>
+      <w:pPr>
+        <w:spacing w:before="20" w:after="40"/>
+        <w:ind w:left="360"/>
+      </w:pPr>
+      <w:r>
+        <w:rPr>
+          <w:rFonts w:ascii="Times New Roman" w:hAnsi="Times New Roman" w:cs="Times New Roman" w:eastAsia="Times New Roman"/>
+          <w:sz w:val="26"/>
+          <w:szCs w:val="26"/>
+        </w:rPr>
+        <w:t xml:space="preserve">B. DuckDuckGo</w:t>
+      </w:r>
+    </w:p>
+    <w:p>
+      <w:pPr>
+        <w:spacing w:before="20" w:after="40"/>
+        <w:ind w:left="360"/>
+      </w:pPr>
+      <w:r>
+        <w:rPr>
+          <w:rFonts w:ascii="Times New Roman" w:hAnsi="Times New Roman" w:cs="Times New Roman" w:eastAsia="Times New Roman"/>
+          <w:sz w:val="26"/>
+          <w:szCs w:val="26"/>
+        </w:rPr>
+        <w:t xml:space="preserve">C. Google</w:t>
+      </w:r>
+    </w:p>
+    <w:p>
+      <w:pPr>
+        <w:spacing w:before="20" w:after="40"/>
+        <w:ind w:left="360"/>
+      </w:pPr>
+      <w:r>
+        <w:rPr>
+          <w:rFonts w:ascii="Times New Roman" w:hAnsi="Times New Roman" w:cs="Times New Roman" w:eastAsia="Times New Roman"/>
+          <w:sz w:val="26"/>
+          <w:szCs w:val="26"/>
+        </w:rPr>
+        <w:t xml:space="preserve">D. Yahoo</w:t>
+      </w:r>
+    </w:p>
+    <w:p>
+      <w:pPr>
+        <w:spacing w:before="120" w:after="40"/>
+      </w:pPr>
+      <w:r>
+        <w:rPr>
+          <w:rFonts w:ascii="Times New Roman" w:hAnsi="Times New Roman"/>
+          <w:sz w:val="26"/>
+          <w:b/>
+        </w:rPr>
+        <w:t xml:space="preserve">Câu 14. </w:t>
+      </w:r>
+      <w:r>
+        <w:rPr>
+          <w:rFonts w:ascii="Times New Roman" w:hAnsi="Times New Roman"/>
+          <w:sz w:val="26"/>
+        </w:rPr>
+        <w:t xml:space="preserve">Từ khóa tìm kiếm là gì?</w:t>
+      </w:r>
+    </w:p>
+    <w:p>
+      <w:pPr>
+        <w:spacing w:before="20" w:after="40"/>
+        <w:ind w:left="360"/>
+      </w:pPr>
+      <w:r>
+        <w:rPr>
+          <w:rFonts w:ascii="Times New Roman" w:hAnsi="Times New Roman" w:cs="Times New Roman" w:eastAsia="Times New Roman"/>
+          <w:sz w:val="26"/>
+          <w:szCs w:val="26"/>
+        </w:rPr>
+        <w:t xml:space="preserve">A. Mật khẩu đăng nhập</w:t>
+      </w:r>
+    </w:p>
+    <w:p>
+      <w:pPr>
+        <w:spacing w:before="20" w:after="40"/>
+        <w:ind w:left="360"/>
+      </w:pPr>
+      <w:r>
+        <w:rPr>
+          <w:rFonts w:ascii="Times New Roman" w:hAnsi="Times New Roman" w:cs="Times New Roman" w:eastAsia="Times New Roman"/>
+          <w:sz w:val="26"/>
+          <w:szCs w:val="26"/>
+        </w:rPr>
+        <w:t xml:space="preserve">B. Tên đăng nhập</w:t>
+      </w:r>
+    </w:p>
+    <w:p>
+      <w:pPr>
+        <w:spacing w:before="20" w:after="40"/>
+        <w:ind w:left="360"/>
+      </w:pPr>
+      <w:r>
+        <w:rPr>
+          <w:rFonts w:ascii="Times New Roman" w:hAnsi="Times New Roman" w:cs="Times New Roman" w:eastAsia="Times New Roman"/>
+          <w:sz w:val="26"/>
+          <w:szCs w:val="26"/>
+        </w:rPr>
+        <w:t xml:space="preserve">C. Số điện thoại</w:t>
+      </w:r>
+    </w:p>
+    <w:p>
+      <w:pPr>
+        <w:spacing w:before="20" w:after="40"/>
+        <w:ind w:left="360"/>
+      </w:pPr>
+      <w:r>
+        <w:rPr>
+          <w:rFonts w:ascii="Times New Roman" w:hAnsi="Times New Roman" w:cs="Times New Roman" w:eastAsia="Times New Roman"/>
+          <w:sz w:val="26"/>
+          <w:szCs w:val="26"/>
+        </w:rPr>
+        <w:t xml:space="preserve">D. Từ hoặc cụm từ liên quan đến nội dung cần tìm</w:t>
+      </w:r>
+    </w:p>
+    <w:p>
+      <w:pPr>
+        <w:spacing w:before="120" w:after="40"/>
+      </w:pPr>
+      <w:r>
+        <w:rPr>
+          <w:rFonts w:ascii="Times New Roman" w:hAnsi="Times New Roman"/>
+          <w:sz w:val="26"/>
+          <w:b/>
+        </w:rPr>
+        <w:t xml:space="preserve">Câu 15. </w:t>
+      </w:r>
+      <w:r>
+        <w:rPr>
+          <w:rFonts w:ascii="Times New Roman" w:hAnsi="Times New Roman"/>
+          <w:sz w:val="26"/>
+        </w:rPr>
+        <w:t xml:space="preserve">Phím Backspace dùng để làm gì?</w:t>
+      </w:r>
+    </w:p>
+    <w:p>
+      <w:pPr>
+        <w:spacing w:before="20" w:after="40"/>
+        <w:ind w:left="360"/>
+      </w:pPr>
+      <w:r>
+        <w:rPr>
+          <w:rFonts w:ascii="Times New Roman" w:hAnsi="Times New Roman" w:cs="Times New Roman" w:eastAsia="Times New Roman"/>
+          <w:sz w:val="26"/>
+          <w:szCs w:val="26"/>
+        </w:rPr>
+        <w:t xml:space="preserve">A. Tắt máy</w:t>
+      </w:r>
+    </w:p>
+    <w:p>
+      <w:pPr>
+        <w:spacing w:before="20" w:after="40"/>
+        <w:ind w:left="360"/>
+      </w:pPr>
+      <w:r>
+        <w:rPr>
+          <w:rFonts w:ascii="Times New Roman" w:hAnsi="Times New Roman" w:cs="Times New Roman" w:eastAsia="Times New Roman"/>
+          <w:sz w:val="26"/>
+          <w:szCs w:val="26"/>
+        </w:rPr>
+        <w:t xml:space="preserve">B. Xuống dòng</w:t>
+      </w:r>
+    </w:p>
+    <w:p>
+      <w:pPr>
+        <w:spacing w:before="20" w:after="40"/>
+        <w:ind w:left="360"/>
+      </w:pPr>
+      <w:r>
+        <w:rPr>
+          <w:rFonts w:ascii="Times New Roman" w:hAnsi="Times New Roman" w:cs="Times New Roman" w:eastAsia="Times New Roman"/>
+          <w:sz w:val="26"/>
+          <w:szCs w:val="26"/>
+        </w:rPr>
+        <w:t xml:space="preserve">C. Xóa kí tự phía trước con trỏ</w:t>
+      </w:r>
+    </w:p>
+    <w:p>
+      <w:pPr>
+        <w:spacing w:before="20" w:after="40"/>
+        <w:ind w:left="360"/>
+      </w:pPr>
+      <w:r>
+        <w:rPr>
+          <w:rFonts w:ascii="Times New Roman" w:hAnsi="Times New Roman" w:cs="Times New Roman" w:eastAsia="Times New Roman"/>
+          <w:sz w:val="26"/>
+          <w:szCs w:val="26"/>
+        </w:rPr>
+        <w:t xml:space="preserve">D. In đậm</w:t>
+      </w:r>
+    </w:p>
+    <w:p>
+      <w:pPr>
+        <w:spacing w:before="120" w:after="40"/>
+      </w:pPr>
+      <w:r>
+        <w:rPr>
+          <w:rFonts w:ascii="Times New Roman" w:hAnsi="Times New Roman"/>
+          <w:sz w:val="26"/>
+          <w:b/>
+        </w:rPr>
+        <w:t xml:space="preserve">Câu 16. </w:t>
+      </w:r>
+      <w:r>
+        <w:rPr>
+          <w:rFonts w:ascii="Times New Roman" w:hAnsi="Times New Roman"/>
+          <w:sz w:val="26"/>
+        </w:rPr>
+        <w:t xml:space="preserve">RAM dùng để làm gì?</w:t>
+      </w:r>
+    </w:p>
+    <w:p>
+      <w:pPr>
+        <w:spacing w:before="20" w:after="40"/>
+        <w:ind w:left="360"/>
+      </w:pPr>
+      <w:r>
+        <w:rPr>
+          <w:rFonts w:ascii="Times New Roman" w:hAnsi="Times New Roman" w:cs="Times New Roman" w:eastAsia="Times New Roman"/>
+          <w:sz w:val="26"/>
+          <w:szCs w:val="26"/>
+        </w:rPr>
+        <w:t xml:space="preserve">A. Kết nối mạng</w:t>
+      </w:r>
+    </w:p>
+    <w:p>
+      <w:pPr>
+        <w:spacing w:before="20" w:after="40"/>
+        <w:ind w:left="360"/>
+      </w:pPr>
+      <w:r>
+        <w:rPr>
+          <w:rFonts w:ascii="Times New Roman" w:hAnsi="Times New Roman" w:cs="Times New Roman" w:eastAsia="Times New Roman"/>
+          <w:sz w:val="26"/>
+          <w:szCs w:val="26"/>
+        </w:rPr>
+        <w:t xml:space="preserve">B. Lưu vĩnh viễn</w:t>
+      </w:r>
+    </w:p>
+    <w:p>
+      <w:pPr>
+        <w:spacing w:before="20" w:after="40"/>
+        <w:ind w:left="360"/>
+      </w:pPr>
+      <w:r>
+        <w:rPr>
+          <w:rFonts w:ascii="Times New Roman" w:hAnsi="Times New Roman" w:cs="Times New Roman" w:eastAsia="Times New Roman"/>
+          <w:sz w:val="26"/>
+          <w:szCs w:val="26"/>
+        </w:rPr>
+        <w:t xml:space="preserve">C. Lưu tạm thời khi máy hoạt động</w:t>
+      </w:r>
+    </w:p>
+    <w:p>
+      <w:pPr>
+        <w:spacing w:before="20" w:after="40"/>
+        <w:ind w:left="360"/>
+      </w:pPr>
+      <w:r>
+        <w:rPr>
+          <w:rFonts w:ascii="Times New Roman" w:hAnsi="Times New Roman" w:cs="Times New Roman" w:eastAsia="Times New Roman"/>
+          <w:sz w:val="26"/>
+          <w:szCs w:val="26"/>
+        </w:rPr>
+        <w:t xml:space="preserve">D. Hiển thị hình</w:t>
+      </w:r>
+    </w:p>
+    <w:p>
+      <w:pPr>
+        <w:spacing w:before="120" w:after="40"/>
+      </w:pPr>
+      <w:r>
+        <w:rPr>
+          <w:rFonts w:ascii="Times New Roman" w:hAnsi="Times New Roman"/>
+          <w:sz w:val="26"/>
+          <w:b/>
+        </w:rPr>
+        <w:t xml:space="preserve">Câu 17. </w:t>
+      </w:r>
+      <w:r>
+        <w:rPr>
+          <w:rFonts w:ascii="Times New Roman" w:hAnsi="Times New Roman"/>
+          <w:sz w:val="26"/>
+        </w:rPr>
+        <w:t xml:space="preserve">Ổ cứng dùng để làm gì?</w:t>
+      </w:r>
+    </w:p>
+    <w:p>
+      <w:pPr>
+        <w:spacing w:before="20" w:after="40"/>
+        <w:ind w:left="360"/>
+      </w:pPr>
+      <w:r>
+        <w:rPr>
+          <w:rFonts w:ascii="Times New Roman" w:hAnsi="Times New Roman" w:cs="Times New Roman" w:eastAsia="Times New Roman"/>
+          <w:sz w:val="26"/>
+          <w:szCs w:val="26"/>
+        </w:rPr>
+        <w:t xml:space="preserve">A. Xử lí dữ liệu</w:t>
+      </w:r>
+    </w:p>
+    <w:p>
+      <w:pPr>
+        <w:spacing w:before="20" w:after="40"/>
+        <w:ind w:left="360"/>
+      </w:pPr>
+      <w:r>
+        <w:rPr>
+          <w:rFonts w:ascii="Times New Roman" w:hAnsi="Times New Roman" w:cs="Times New Roman" w:eastAsia="Times New Roman"/>
+          <w:sz w:val="26"/>
+          <w:szCs w:val="26"/>
+        </w:rPr>
+        <w:t xml:space="preserve">B. Hiển thị hình ảnh</w:t>
+      </w:r>
+    </w:p>
+    <w:p>
+      <w:pPr>
+        <w:spacing w:before="20" w:after="40"/>
+        <w:ind w:left="360"/>
+      </w:pPr>
+      <w:r>
+        <w:rPr>
+          <w:rFonts w:ascii="Times New Roman" w:hAnsi="Times New Roman" w:cs="Times New Roman" w:eastAsia="Times New Roman"/>
+          <w:sz w:val="26"/>
+          <w:szCs w:val="26"/>
+        </w:rPr>
+        <w:t xml:space="preserve">C. Phát âm thanh</w:t>
+      </w:r>
+    </w:p>
+    <w:p>
+      <w:pPr>
+        <w:spacing w:before="20" w:after="40"/>
+        <w:ind w:left="360"/>
+      </w:pPr>
+      <w:r>
+        <w:rPr>
+          <w:rFonts w:ascii="Times New Roman" w:hAnsi="Times New Roman" w:cs="Times New Roman" w:eastAsia="Times New Roman"/>
+          <w:sz w:val="26"/>
+          <w:szCs w:val="26"/>
+        </w:rPr>
+        <w:t xml:space="preserve">D. Lưu trữ dữ liệu lâu dài</w:t>
+      </w:r>
+    </w:p>
+    <w:p>
+      <w:pPr>
+        <w:spacing w:before="120" w:after="40"/>
+      </w:pPr>
+      <w:r>
+        <w:rPr>
+          <w:rFonts w:ascii="Times New Roman" w:hAnsi="Times New Roman"/>
+          <w:sz w:val="26"/>
+          <w:b/>
+        </w:rPr>
+        <w:t xml:space="preserve">Câu 18. </w:t>
+      </w:r>
+      <w:r>
+        <w:rPr>
+          <w:rFonts w:ascii="Times New Roman" w:hAnsi="Times New Roman"/>
+          <w:sz w:val="26"/>
+        </w:rPr>
+        <w:t xml:space="preserve">Để tìm chính xác cụm từ, em đặt trong dấu gì?</w:t>
+      </w:r>
+    </w:p>
+    <w:p>
+      <w:pPr>
+        <w:spacing w:before="20" w:after="40"/>
+        <w:ind w:left="360"/>
+      </w:pPr>
+      <w:r>
+        <w:rPr>
+          <w:rFonts w:ascii="Times New Roman" w:hAnsi="Times New Roman" w:cs="Times New Roman" w:eastAsia="Times New Roman"/>
+          <w:sz w:val="26"/>
+          <w:szCs w:val="26"/>
+        </w:rPr>
+        <w:t xml:space="preserve">A. Ngoặc đơn ( )</w:t>
+      </w:r>
+    </w:p>
+    <w:p>
+      <w:pPr>
+        <w:spacing w:before="20" w:after="40"/>
+        <w:ind w:left="360"/>
+      </w:pPr>
+      <w:r>
+        <w:rPr>
+          <w:rFonts w:ascii="Times New Roman" w:hAnsi="Times New Roman" w:cs="Times New Roman" w:eastAsia="Times New Roman"/>
+          <w:sz w:val="26"/>
+          <w:szCs w:val="26"/>
+        </w:rPr>
+        <w:t xml:space="preserve">B. Ngoặc vuông [ ]</w:t>
+      </w:r>
+    </w:p>
+    <w:p>
+      <w:pPr>
+        <w:spacing w:before="20" w:after="40"/>
+        <w:ind w:left="360"/>
+      </w:pPr>
+      <w:r>
+        <w:rPr>
+          <w:rFonts w:ascii="Times New Roman" w:hAnsi="Times New Roman" w:cs="Times New Roman" w:eastAsia="Times New Roman"/>
+          <w:sz w:val="26"/>
+          <w:szCs w:val="26"/>
+        </w:rPr>
+        <w:t xml:space="preserve">C. Gạch chéo / /</w:t>
+      </w:r>
+    </w:p>
+    <w:p>
+      <w:pPr>
+        <w:spacing w:before="20" w:after="40"/>
+        <w:ind w:left="360"/>
+      </w:pPr>
+      <w:r>
+        <w:rPr>
+          <w:rFonts w:ascii="Times New Roman" w:hAnsi="Times New Roman" w:cs="Times New Roman" w:eastAsia="Times New Roman"/>
+          <w:sz w:val="26"/>
+          <w:szCs w:val="26"/>
+        </w:rPr>
+        <w:t xml:space="preserve">D. Ngoặc kép " "</w:t>
+      </w:r>
+    </w:p>
+    <w:p>
+      <w:pPr>
+        <w:spacing w:before="120" w:after="40"/>
+      </w:pPr>
+      <w:r>
+        <w:rPr>
+          <w:rFonts w:ascii="Times New Roman" w:hAnsi="Times New Roman"/>
+          <w:sz w:val="26"/>
+          <w:b/>
+        </w:rPr>
+        <w:t xml:space="preserve">Câu 19. </w:t>
+      </w:r>
+      <w:r>
+        <w:rPr>
+          <w:rFonts w:ascii="Times New Roman" w:hAnsi="Times New Roman"/>
+          <w:sz w:val="26"/>
+        </w:rPr>
+        <w:t xml:space="preserve">Nguồn thông tin nào đáng tin cậy nhất?</w:t>
+      </w:r>
+    </w:p>
+    <w:p>
+      <w:pPr>
+        <w:spacing w:before="20" w:after="40"/>
+        <w:ind w:left="360"/>
+      </w:pPr>
+      <w:r>
+        <w:rPr>
+          <w:rFonts w:ascii="Times New Roman" w:hAnsi="Times New Roman" w:cs="Times New Roman" w:eastAsia="Times New Roman"/>
+          <w:sz w:val="26"/>
+          <w:szCs w:val="26"/>
+        </w:rPr>
+        <w:t xml:space="preserve">A. Trang web lạ</w:t>
+      </w:r>
+    </w:p>
+    <w:p>
+      <w:pPr>
+        <w:spacing w:before="20" w:after="40"/>
+        <w:ind w:left="360"/>
+      </w:pPr>
+      <w:r>
+        <w:rPr>
+          <w:rFonts w:ascii="Times New Roman" w:hAnsi="Times New Roman" w:cs="Times New Roman" w:eastAsia="Times New Roman"/>
+          <w:sz w:val="26"/>
+          <w:szCs w:val="26"/>
+        </w:rPr>
+        <w:t xml:space="preserve">B. Trang .edu, .gov, báo chính thống</w:t>
+      </w:r>
+    </w:p>
+    <w:p>
+      <w:pPr>
+        <w:spacing w:before="20" w:after="40"/>
+        <w:ind w:left="360"/>
+      </w:pPr>
+      <w:r>
+        <w:rPr>
+          <w:rFonts w:ascii="Times New Roman" w:hAnsi="Times New Roman" w:cs="Times New Roman" w:eastAsia="Times New Roman"/>
+          <w:sz w:val="26"/>
+          <w:szCs w:val="26"/>
+        </w:rPr>
+        <w:t xml:space="preserve">C. Tin đồn trên mạng</w:t>
+      </w:r>
+    </w:p>
+    <w:p>
+      <w:pPr>
+        <w:spacing w:before="20" w:after="40"/>
+        <w:ind w:left="360"/>
+      </w:pPr>
+      <w:r>
+        <w:rPr>
+          <w:rFonts w:ascii="Times New Roman" w:hAnsi="Times New Roman" w:cs="Times New Roman" w:eastAsia="Times New Roman"/>
+          <w:sz w:val="26"/>
+          <w:szCs w:val="26"/>
+        </w:rPr>
+        <w:t xml:space="preserve">D. Bài đăng ẩn danh</w:t>
+      </w:r>
+    </w:p>
+    <w:p>
+      <w:pPr>
+        <w:spacing w:before="120" w:after="40"/>
+      </w:pPr>
+      <w:r>
+        <w:rPr>
+          <w:rFonts w:ascii="Times New Roman" w:hAnsi="Times New Roman"/>
+          <w:sz w:val="26"/>
+          <w:b/>
+        </w:rPr>
+        <w:t xml:space="preserve">Câu 20. </w:t>
+      </w:r>
+      <w:r>
+        <w:rPr>
+          <w:rFonts w:ascii="Times New Roman" w:hAnsi="Times New Roman"/>
+          <w:sz w:val="26"/>
+        </w:rPr>
+        <w:t xml:space="preserve">Hệ điều hành Windows là loại gì?</w:t>
+      </w:r>
+    </w:p>
+    <w:p>
+      <w:pPr>
+        <w:spacing w:before="20" w:after="40"/>
+        <w:ind w:left="360"/>
+      </w:pPr>
+      <w:r>
+        <w:rPr>
+          <w:rFonts w:ascii="Times New Roman" w:hAnsi="Times New Roman" w:cs="Times New Roman" w:eastAsia="Times New Roman"/>
+          <w:sz w:val="26"/>
+          <w:szCs w:val="26"/>
+        </w:rPr>
+        <w:t xml:space="preserve">A. Phần mềm hệ thống</w:t>
+      </w:r>
+    </w:p>
+    <w:p>
+      <w:pPr>
+        <w:spacing w:before="20" w:after="40"/>
+        <w:ind w:left="360"/>
+      </w:pPr>
+      <w:r>
+        <w:rPr>
+          <w:rFonts w:ascii="Times New Roman" w:hAnsi="Times New Roman" w:cs="Times New Roman" w:eastAsia="Times New Roman"/>
+          <w:sz w:val="26"/>
+          <w:szCs w:val="26"/>
+        </w:rPr>
+        <w:t xml:space="preserve">B. Thiết bị ngoại vi</w:t>
+      </w:r>
+    </w:p>
+    <w:p>
+      <w:pPr>
+        <w:spacing w:before="20" w:after="40"/>
+        <w:ind w:left="360"/>
+      </w:pPr>
+      <w:r>
+        <w:rPr>
+          <w:rFonts w:ascii="Times New Roman" w:hAnsi="Times New Roman" w:cs="Times New Roman" w:eastAsia="Times New Roman"/>
+          <w:sz w:val="26"/>
+          <w:szCs w:val="26"/>
+        </w:rPr>
+        <w:t xml:space="preserve">C. Thiết bị lưu trữ</w:t>
+      </w:r>
+    </w:p>
+    <w:p>
+      <w:pPr>
+        <w:spacing w:before="20" w:after="40"/>
+        <w:ind w:left="360"/>
+      </w:pPr>
+      <w:r>
+        <w:rPr>
+          <w:rFonts w:ascii="Times New Roman" w:hAnsi="Times New Roman" w:cs="Times New Roman" w:eastAsia="Times New Roman"/>
+          <w:sz w:val="26"/>
+          <w:szCs w:val="26"/>
+        </w:rPr>
+        <w:t xml:space="preserve">D. Phần cứng</w:t>
+      </w:r>
+    </w:p>
+    <w:p>
+      <w:pPr>
+        <w:spacing w:after="120"/>
+      </w:pPr>
+    </w:p>
+    <w:p>
+      <w:pPr>
+        <w:spacing w:before="160" w:after="80"/>
+      </w:pPr>
+      <w:r>
+        <w:rPr>
+          <w:rFonts w:ascii="Times New Roman" w:hAnsi="Times New Roman" w:cs="Times New Roman" w:eastAsia="Times New Roman"/>
+          <w:sz w:val="26"/>
+          <w:szCs w:val="26"/>
+          <w:b/>
+          <w:bCs/>
+        </w:rPr>
+        <w:t xml:space="preserve">PHẦN II. THỰC HÀNH VÀ BÀI TẬP (2 câu – 5,0 điểm)</w:t>
+      </w:r>
+    </w:p>
+    <w:p>
+      <w:pPr>
+        <w:spacing w:before="100" w:after="40"/>
+      </w:pPr>
+      <w:r>
+        <w:rPr>
+          <w:rFonts w:ascii="Times New Roman" w:hAnsi="Times New Roman" w:cs="Times New Roman" w:eastAsia="Times New Roman"/>
+          <w:sz w:val="26"/>
+          <w:szCs w:val="26"/>
+          <w:b/>
+          <w:bCs/>
+        </w:rPr>
+        <w:t xml:space="preserve">Câu 1 (2,0 điểm) – Thực hành trên máy tính: Soạn thảo văn bản và lưu tệp:</w:t>
+      </w:r>
+    </w:p>
+    <w:p>
+      <w:pPr>
+        <w:spacing w:before="20" w:after="40"/>
+        <w:ind w:left="360"/>
+      </w:pPr>
+      <w:r>
+        <w:rPr>
+          <w:rFonts w:ascii="Times New Roman" w:hAnsi="Times New Roman" w:cs="Times New Roman" w:eastAsia="Times New Roman"/>
+          <w:sz w:val="26"/>
+          <w:szCs w:val="26"/>
+        </w:rPr>
+        <w:t xml:space="preserve">a) Mở phần mềm soạn thảo văn bản Microsoft Word (hoặc Notepad). (0,5 điểm)</w:t>
+      </w:r>
+    </w:p>
+    <w:p>
+      <w:pPr>
+        <w:spacing w:before="20" w:after="40"/>
+        <w:ind w:left="360"/>
+      </w:pPr>
+      <w:r>
+        <w:rPr>
+          <w:rFonts w:ascii="Times New Roman" w:hAnsi="Times New Roman" w:cs="Times New Roman" w:eastAsia="Times New Roman"/>
+          <w:sz w:val="26"/>
+          <w:szCs w:val="26"/>
+        </w:rPr>
+        <w:t xml:space="preserve">b) Gõ đúng đoạn thơ sau (sử dụng kiểu gõ Telex hoặc Vni, ngồi đúng tư thế): (1,0 điểm)</w:t>
+      </w:r>
+    </w:p>
+    <w:p>
+      <w:pPr>
+        <w:spacing w:before="20" w:after="40"/>
+        <w:ind w:left="360"/>
+      </w:pPr>
+      <w:r>
+        <w:rPr>
+          <w:rFonts w:ascii="Times New Roman" w:hAnsi="Times New Roman" w:cs="Times New Roman" w:eastAsia="Times New Roman"/>
+          <w:sz w:val="26"/>
+          <w:szCs w:val="26"/>
+        </w:rPr>
+        <w:t xml:space="preserve">   "Hạt gạo làng ta</w:t>
+      </w:r>
+    </w:p>
+    <w:p>
+      <w:pPr>
+        <w:spacing w:before="20" w:after="40"/>
+        <w:ind w:left="360"/>
+      </w:pPr>
+      <w:r>
+        <w:rPr>
+          <w:rFonts w:ascii="Times New Roman" w:hAnsi="Times New Roman" w:cs="Times New Roman" w:eastAsia="Times New Roman"/>
+          <w:sz w:val="26"/>
+          <w:szCs w:val="26"/>
+        </w:rPr>
+        <w:t xml:space="preserve">   Có vị phù sa</w:t>
+      </w:r>
+    </w:p>
+    <w:p>
+      <w:pPr>
+        <w:spacing w:before="20" w:after="40"/>
+        <w:ind w:left="360"/>
+      </w:pPr>
+      <w:r>
+        <w:rPr>
+          <w:rFonts w:ascii="Times New Roman" w:hAnsi="Times New Roman" w:cs="Times New Roman" w:eastAsia="Times New Roman"/>
+          <w:sz w:val="26"/>
+          <w:szCs w:val="26"/>
+        </w:rPr>
+        <w:t xml:space="preserve">   Của sông Kinh Thầy..."</w:t>
+      </w:r>
+    </w:p>
+    <w:p>
+      <w:pPr>
+        <w:spacing w:before="20" w:after="40"/>
+        <w:ind w:left="360"/>
+      </w:pPr>
+      <w:r>
+        <w:rPr>
+          <w:rFonts w:ascii="Times New Roman" w:hAnsi="Times New Roman" w:cs="Times New Roman" w:eastAsia="Times New Roman"/>
+          <w:sz w:val="26"/>
+          <w:szCs w:val="26"/>
+        </w:rPr>
+        <w:t xml:space="preserve">c) Lưu tệp văn bản vào màn hình Desktop với tên: 'BaiKiemTra_HoVaTen.docx'. (0,5 điểm)</w:t>
+      </w:r>
+    </w:p>
+    <w:p>
+      <w:pPr>
+        <w:spacing w:before="100" w:after="40"/>
+      </w:pPr>
+      <w:r>
+        <w:rPr>
+          <w:rFonts w:ascii="Times New Roman" w:hAnsi="Times New Roman" w:cs="Times New Roman" w:eastAsia="Times New Roman"/>
+          <w:sz w:val="26"/>
+          <w:szCs w:val="26"/>
+          <w:b/>
+          <w:bCs/>
+        </w:rPr>
+        <w:t xml:space="preserve">Câu 2 (3,0 điểm) – Thực hành tìm kiếm trên máy tính và trả lời viết ra trên giấy:</w:t>
+      </w:r>
+    </w:p>
+    <w:p>
+      <w:pPr>
+        <w:spacing w:before="20" w:after="40"/>
+        <w:ind w:left="360"/>
+      </w:pPr>
+      <w:r>
+        <w:rPr>
+          <w:rFonts w:ascii="Times New Roman" w:hAnsi="Times New Roman" w:cs="Times New Roman" w:eastAsia="Times New Roman"/>
+          <w:sz w:val="26"/>
+          <w:szCs w:val="26"/>
+        </w:rPr>
+        <w:t xml:space="preserve">a) [Thực hành trên máy tính] Mở trình duyệt web Google Chrome, tìm kiếm với từ khóa: "Danh lam thang canh Viet Nam". (1,0 điểm)</w:t>
+      </w:r>
+    </w:p>
+    <w:p>
+      <w:pPr>
+        <w:spacing w:before="20" w:after="40"/>
+        <w:ind w:left="360"/>
+      </w:pPr>
+      <w:r>
+        <w:rPr>
+          <w:rFonts w:ascii="Times New Roman" w:hAnsi="Times New Roman" w:cs="Times New Roman" w:eastAsia="Times New Roman"/>
+          <w:sz w:val="26"/>
+          <w:szCs w:val="26"/>
+        </w:rPr>
+        <w:t xml:space="preserve">b) [Trả lời viết ra trên giấy] Chọn 1 bài viết uy tín từ kết quả tìm kiếm, ghi lại tên 3 thắng cảnh nổi tiếng của Việt Nam: (1,0 điểm)</w:t>
+      </w:r>
+    </w:p>
+    <w:p>
+      <w:pPr>
+        <w:spacing w:before="20" w:after="40"/>
+        <w:ind w:left="360"/>
+      </w:pPr>
+      <w:r>
+        <w:rPr>
+          <w:rFonts w:ascii="Times New Roman" w:hAnsi="Times New Roman" w:cs="Times New Roman" w:eastAsia="Times New Roman"/>
+          <w:sz w:val="26"/>
+          <w:szCs w:val="26"/>
+        </w:rPr>
+        <w:t xml:space="preserve">- Thắng cảnh 1: ................................................................................................................................</w:t>
+      </w:r>
+    </w:p>
+    <w:p>
+      <w:pPr>
+        <w:spacing w:before="20" w:after="40"/>
+        <w:ind w:left="360"/>
+      </w:pPr>
+      <w:r>
+        <w:rPr>
+          <w:rFonts w:ascii="Times New Roman" w:hAnsi="Times New Roman" w:cs="Times New Roman" w:eastAsia="Times New Roman"/>
+          <w:sz w:val="26"/>
+          <w:szCs w:val="26"/>
+        </w:rPr>
+        <w:t xml:space="preserve">- Thắng cảnh 2: ................................................................................................................................</w:t>
+      </w:r>
+    </w:p>
+    <w:p>
+      <w:pPr>
+        <w:spacing w:before="20" w:after="40"/>
+        <w:ind w:left="360"/>
+      </w:pPr>
+      <w:r>
+        <w:rPr>
+          <w:rFonts w:ascii="Times New Roman" w:hAnsi="Times New Roman" w:cs="Times New Roman" w:eastAsia="Times New Roman"/>
+          <w:sz w:val="26"/>
+          <w:szCs w:val="26"/>
+        </w:rPr>
+        <w:t xml:space="preserve">- Thắng cảnh 3: ................................................................................................................................</w:t>
+      </w:r>
+    </w:p>
+    <w:p>
+      <w:pPr>
+        <w:spacing w:before="20" w:after="40"/>
+        <w:ind w:left="360"/>
+      </w:pPr>
+      <w:r>
+        <w:rPr>
+          <w:rFonts w:ascii="Times New Roman" w:hAnsi="Times New Roman" w:cs="Times New Roman" w:eastAsia="Times New Roman"/>
+          <w:sz w:val="26"/>
+          <w:szCs w:val="26"/>
+        </w:rPr>
+        <w:t xml:space="preserve">c) [Trả lời viết ra trên giấy] Ghi lại tên trang web hoặc địa chỉ liên kết (URL) mà em đã tham khảo thông tin: (1,0 điểm)</w:t>
+      </w:r>
+    </w:p>
+    <w:p>
+      <w:pPr>
+        <w:spacing w:before="20" w:after="40"/>
+        <w:ind w:left="360"/>
+      </w:pPr>
+      <w:r>
+        <w:rPr>
+          <w:rFonts w:ascii="Times New Roman" w:hAnsi="Times New Roman" w:cs="Times New Roman" w:eastAsia="Times New Roman"/>
+          <w:sz w:val="26"/>
+          <w:szCs w:val="26"/>
+        </w:rPr>
+        <w:t xml:space="preserve">- Tên trang web: ................................................................................................................................</w:t>
+      </w:r>
+    </w:p>
+    <w:p>
+      <w:pPr>
+        <w:spacing w:before="20" w:after="40"/>
+        <w:ind w:left="360"/>
+      </w:pPr>
+      <w:r>
+        <w:rPr>
+          <w:rFonts w:ascii="Times New Roman" w:hAnsi="Times New Roman" w:cs="Times New Roman" w:eastAsia="Times New Roman"/>
+          <w:sz w:val="26"/>
+          <w:szCs w:val="26"/>
+        </w:rPr>
+        <w:t xml:space="preserve">- Địa chỉ trang web tham khảo: ............................................................................................................</w:t>
+      </w:r>
+    </w:p>
+    <w:p>
+      <w:pPr>
+        <w:spacing w:after="80"/>
+      </w:pPr>
+    </w:p>
+    <w:p>
+      <w:pPr>
+        <w:jc w:val="center"/>
+        <w:spacing w:before="120" w:after="40"/>
+      </w:pPr>
+      <w:r>
+        <w:rPr>
+          <w:rFonts w:ascii="Times New Roman" w:hAnsi="Times New Roman" w:cs="Times New Roman" w:eastAsia="Times New Roman"/>
+          <w:sz w:val="26"/>
+          <w:szCs w:val="26"/>
+          <w:b/>
+          <w:bCs/>
+        </w:rPr>
+        <w:t xml:space="preserve">─── Hết ───</w:t>
+      </w:r>
+    </w:p>
+    <w:p>
+      <w:pPr>
+        <w:jc w:val="center"/>
+        <w:spacing w:after="240"/>
+      </w:pPr>
+      <w:r>
+        <w:rPr>
+          <w:rFonts w:ascii="Times New Roman" w:hAnsi="Times New Roman" w:cs="Times New Roman" w:eastAsia="Times New Roman"/>
+          <w:sz w:val="26"/>
+          <w:szCs w:val="26"/>
           <w:i/>
-          <w:sz w:val="24"/>
-          <w:rFonts w:ascii="Times New Roman" w:hAnsi="Times New Roman" w:cs="Times New Roman"/>
-        </w:rPr>
-        <w:t>Khoanh tròn vào chữ cái (A, B, C hoặc D) đứng trước câu trả lời đúng nhất:</w:t>
-      </w:r>
-    </w:p>
-    <w:p>
-      <w:pPr>
-        <w:spacing w:before="80" w:after="40" w:line="276" w:lineRule="auto"/>
-        <w:jc w:val="left"/>
-      </w:pPr>
-      <w:r>
-        <w:rPr>
-          <w:rFonts w:ascii="Times New Roman" w:hAnsi="Times New Roman"/>
+          <w:iCs/>
+        </w:rPr>
+        <w:t xml:space="preserve">Giám thị không giải thích gì thêm.</w:t>
+      </w:r>
+    </w:p>
+    <w:p>
+      <w:pPr>
+        <w:spacing w:after="160"/>
+      </w:pPr>
+    </w:p>
+    <w:p>
+      <w:pPr>
+        <w:jc w:val="center"/>
+        <w:spacing w:before="160" w:after="80"/>
+      </w:pPr>
+      <w:r>
+        <w:rPr>
+          <w:rFonts w:ascii="Times New Roman" w:hAnsi="Times New Roman" w:cs="Times New Roman" w:eastAsia="Times New Roman"/>
+          <w:sz w:val="26"/>
+          <w:szCs w:val="26"/>
           <w:b/>
-          <w:i w:val="0"/>
-          <w:sz w:val="24"/>
-          <w:rFonts w:ascii="Times New Roman" w:hAnsi="Times New Roman" w:cs="Times New Roman"/>
-        </w:rPr>
-        <w:t>Câu 1. Phần cứng máy tính là gì?</w:t>
-      </w:r>
-    </w:p>
-    <w:p>
-      <w:pPr>
-        <w:spacing w:before="0" w:after="20" w:line="276" w:lineRule="auto"/>
-        <w:jc w:val="left"/>
-      </w:pPr>
-      <w:r>
-        <w:rPr>
-          <w:rFonts w:ascii="Times New Roman" w:hAnsi="Times New Roman"/>
-          <w:b w:val="0"/>
-          <w:i w:val="0"/>
-          <w:sz w:val="24"/>
-          <w:rFonts w:ascii="Times New Roman" w:hAnsi="Times New Roman" w:cs="Times New Roman"/>
-        </w:rPr>
-        <w:t xml:space="preserve">    A. Chương trình máy tính         B. Các bộ phận vật lí có thể nhìn thấy</w:t>
-      </w:r>
-    </w:p>
-    <w:p>
-      <w:pPr>
-        <w:spacing w:before="0" w:after="40" w:line="276" w:lineRule="auto"/>
-        <w:jc w:val="left"/>
-      </w:pPr>
-      <w:r>
-        <w:rPr>
-          <w:rFonts w:ascii="Times New Roman" w:hAnsi="Times New Roman"/>
-          <w:b w:val="0"/>
-          <w:i w:val="0"/>
-          <w:sz w:val="24"/>
-          <w:rFonts w:ascii="Times New Roman" w:hAnsi="Times New Roman" w:cs="Times New Roman"/>
-        </w:rPr>
-        <w:t xml:space="preserve">    C. Hệ điều hành         D. Trang web</w:t>
-      </w:r>
-    </w:p>
-    <w:p>
-      <w:pPr>
-        <w:spacing w:before="80" w:after="40" w:line="276" w:lineRule="auto"/>
-        <w:jc w:val="left"/>
-      </w:pPr>
-      <w:r>
-        <w:rPr>
-          <w:rFonts w:ascii="Times New Roman" w:hAnsi="Times New Roman"/>
+          <w:bCs/>
+        </w:rPr>
+        <w:t xml:space="preserve">ĐÁP ÁN VÀ HƯỚNG DẪN CHẤM</w:t>
+      </w:r>
+    </w:p>
+    <w:p>
+      <w:pPr>
+        <w:spacing w:before="80" w:after="80"/>
+      </w:pPr>
+      <w:r>
+        <w:rPr>
+          <w:rFonts w:ascii="Times New Roman" w:hAnsi="Times New Roman" w:cs="Times New Roman" w:eastAsia="Times New Roman"/>
+          <w:sz w:val="26"/>
+          <w:szCs w:val="26"/>
           <w:b/>
-          <w:i w:val="0"/>
-          <w:sz w:val="24"/>
-          <w:rFonts w:ascii="Times New Roman" w:hAnsi="Times New Roman" w:cs="Times New Roman"/>
-        </w:rPr>
-        <w:t>Câu 2. Phần mềm máy tính là gì?</w:t>
-      </w:r>
-    </w:p>
-    <w:p>
-      <w:pPr>
-        <w:spacing w:before="0" w:after="20" w:line="276" w:lineRule="auto"/>
-        <w:jc w:val="left"/>
-      </w:pPr>
-      <w:r>
-        <w:rPr>
-          <w:rFonts w:ascii="Times New Roman" w:hAnsi="Times New Roman"/>
-          <w:b w:val="0"/>
-          <w:i w:val="0"/>
-          <w:sz w:val="24"/>
-          <w:rFonts w:ascii="Times New Roman" w:hAnsi="Times New Roman" w:cs="Times New Roman"/>
-        </w:rPr>
-        <w:t xml:space="preserve">    A. Thiết bị ngoại vi         B. Dây cáp kết nối</w:t>
-      </w:r>
-    </w:p>
-    <w:p>
-      <w:pPr>
-        <w:spacing w:before="0" w:after="40" w:line="276" w:lineRule="auto"/>
-        <w:jc w:val="left"/>
-      </w:pPr>
-      <w:r>
-        <w:rPr>
-          <w:rFonts w:ascii="Times New Roman" w:hAnsi="Times New Roman"/>
-          <w:b w:val="0"/>
-          <w:i w:val="0"/>
-          <w:sz w:val="24"/>
-          <w:rFonts w:ascii="Times New Roman" w:hAnsi="Times New Roman" w:cs="Times New Roman"/>
-        </w:rPr>
-        <w:t xml:space="preserve">    C. Chương trình giúp máy tính hoạt động         D. Ổ cứng</w:t>
-      </w:r>
-    </w:p>
-    <w:p>
-      <w:pPr>
-        <w:spacing w:before="80" w:after="40" w:line="276" w:lineRule="auto"/>
-        <w:jc w:val="left"/>
-      </w:pPr>
-      <w:r>
-        <w:rPr>
-          <w:rFonts w:ascii="Times New Roman" w:hAnsi="Times New Roman"/>
-          <w:b/>
-          <w:i w:val="0"/>
-          <w:sz w:val="24"/>
-          <w:rFonts w:ascii="Times New Roman" w:hAnsi="Times New Roman" w:cs="Times New Roman"/>
-        </w:rPr>
-        <w:t>Câu 3. Bàn phím thuộc loại thiết bị gì?</w:t>
-      </w:r>
-    </w:p>
-    <w:p>
-      <w:pPr>
-        <w:spacing w:before="0" w:after="20" w:line="276" w:lineRule="auto"/>
-        <w:jc w:val="left"/>
-      </w:pPr>
-      <w:r>
-        <w:rPr>
-          <w:rFonts w:ascii="Times New Roman" w:hAnsi="Times New Roman"/>
-          <w:b w:val="0"/>
-          <w:i w:val="0"/>
-          <w:sz w:val="24"/>
-          <w:rFonts w:ascii="Times New Roman" w:hAnsi="Times New Roman" w:cs="Times New Roman"/>
-        </w:rPr>
-        <w:t xml:space="preserve">    A. Thiết bị xuất         B. Thiết bị nhập</w:t>
-      </w:r>
-    </w:p>
-    <w:p>
-      <w:pPr>
-        <w:spacing w:before="0" w:after="40" w:line="276" w:lineRule="auto"/>
-        <w:jc w:val="left"/>
-      </w:pPr>
-      <w:r>
-        <w:rPr>
-          <w:rFonts w:ascii="Times New Roman" w:hAnsi="Times New Roman"/>
-          <w:b w:val="0"/>
-          <w:i w:val="0"/>
-          <w:sz w:val="24"/>
-          <w:rFonts w:ascii="Times New Roman" w:hAnsi="Times New Roman" w:cs="Times New Roman"/>
-        </w:rPr>
-        <w:t xml:space="preserve">    C. Thiết bị lưu trữ         D. Thiết bị xử lí</w:t>
-      </w:r>
-    </w:p>
-    <w:p>
-      <w:pPr>
-        <w:spacing w:before="80" w:after="40" w:line="276" w:lineRule="auto"/>
-        <w:jc w:val="left"/>
-      </w:pPr>
-      <w:r>
-        <w:rPr>
-          <w:rFonts w:ascii="Times New Roman" w:hAnsi="Times New Roman"/>
-          <w:b/>
-          <w:i w:val="0"/>
-          <w:sz w:val="24"/>
-          <w:rFonts w:ascii="Times New Roman" w:hAnsi="Times New Roman" w:cs="Times New Roman"/>
-        </w:rPr>
-        <w:t>Câu 4. Máy in thuộc loại thiết bị gì?</w:t>
-      </w:r>
-    </w:p>
-    <w:p>
-      <w:pPr>
-        <w:spacing w:before="0" w:after="20" w:line="276" w:lineRule="auto"/>
-        <w:jc w:val="left"/>
-      </w:pPr>
-      <w:r>
-        <w:rPr>
-          <w:rFonts w:ascii="Times New Roman" w:hAnsi="Times New Roman"/>
-          <w:b w:val="0"/>
-          <w:i w:val="0"/>
-          <w:sz w:val="24"/>
-          <w:rFonts w:ascii="Times New Roman" w:hAnsi="Times New Roman" w:cs="Times New Roman"/>
-        </w:rPr>
-        <w:t xml:space="preserve">    A. Thiết bị nhập         B. Thiết bị xuất</w:t>
-      </w:r>
-    </w:p>
-    <w:p>
-      <w:pPr>
-        <w:spacing w:before="0" w:after="40" w:line="276" w:lineRule="auto"/>
-        <w:jc w:val="left"/>
-      </w:pPr>
-      <w:r>
-        <w:rPr>
-          <w:rFonts w:ascii="Times New Roman" w:hAnsi="Times New Roman"/>
-          <w:b w:val="0"/>
-          <w:i w:val="0"/>
-          <w:sz w:val="24"/>
-          <w:rFonts w:ascii="Times New Roman" w:hAnsi="Times New Roman" w:cs="Times New Roman"/>
-        </w:rPr>
-        <w:t xml:space="preserve">    C. Thiết bị xử lí         D. Thiết bị lưu trữ</w:t>
-      </w:r>
-    </w:p>
-    <w:p>
-      <w:pPr>
-        <w:spacing w:before="80" w:after="40" w:line="276" w:lineRule="auto"/>
-        <w:jc w:val="left"/>
-      </w:pPr>
-      <w:r>
-        <w:rPr>
-          <w:rFonts w:ascii="Times New Roman" w:hAnsi="Times New Roman"/>
-          <w:b/>
-          <w:i w:val="0"/>
-          <w:sz w:val="24"/>
-          <w:rFonts w:ascii="Times New Roman" w:hAnsi="Times New Roman" w:cs="Times New Roman"/>
-        </w:rPr>
-        <w:t>Câu 5. CPU đóng vai trò gì trong máy tính?</w:t>
-      </w:r>
-    </w:p>
-    <w:p>
-      <w:pPr>
-        <w:spacing w:before="0" w:after="20" w:line="276" w:lineRule="auto"/>
-        <w:jc w:val="left"/>
-      </w:pPr>
-      <w:r>
-        <w:rPr>
-          <w:rFonts w:ascii="Times New Roman" w:hAnsi="Times New Roman"/>
-          <w:b w:val="0"/>
-          <w:i w:val="0"/>
-          <w:sz w:val="24"/>
-          <w:rFonts w:ascii="Times New Roman" w:hAnsi="Times New Roman" w:cs="Times New Roman"/>
-        </w:rPr>
-        <w:t xml:space="preserve">    A. Hiển thị hình ảnh         B. Xử lí dữ liệu (bộ não máy tính)</w:t>
-      </w:r>
-    </w:p>
-    <w:p>
-      <w:pPr>
-        <w:spacing w:before="0" w:after="40" w:line="276" w:lineRule="auto"/>
-        <w:jc w:val="left"/>
-      </w:pPr>
-      <w:r>
-        <w:rPr>
-          <w:rFonts w:ascii="Times New Roman" w:hAnsi="Times New Roman"/>
-          <w:b w:val="0"/>
-          <w:i w:val="0"/>
-          <w:sz w:val="24"/>
-          <w:rFonts w:ascii="Times New Roman" w:hAnsi="Times New Roman" w:cs="Times New Roman"/>
-        </w:rPr>
-        <w:t xml:space="preserve">    C. Phát âm thanh         D. Kết nối Internet</w:t>
-      </w:r>
-    </w:p>
-    <w:p>
-      <w:pPr>
-        <w:spacing w:before="80" w:after="40" w:line="276" w:lineRule="auto"/>
-        <w:jc w:val="left"/>
-      </w:pPr>
-      <w:r>
-        <w:rPr>
-          <w:rFonts w:ascii="Times New Roman" w:hAnsi="Times New Roman"/>
-          <w:b/>
-          <w:i w:val="0"/>
-          <w:sz w:val="24"/>
-          <w:rFonts w:ascii="Times New Roman" w:hAnsi="Times New Roman" w:cs="Times New Roman"/>
-        </w:rPr>
-        <w:t>Câu 6. Ngón trỏ tay trái đặt ở phím nào khi gõ 10 ngón?</w:t>
-      </w:r>
-    </w:p>
-    <w:p>
-      <w:pPr>
-        <w:spacing w:before="0" w:after="20" w:line="276" w:lineRule="auto"/>
-        <w:jc w:val="left"/>
-      </w:pPr>
-      <w:r>
-        <w:rPr>
-          <w:rFonts w:ascii="Times New Roman" w:hAnsi="Times New Roman"/>
-          <w:b w:val="0"/>
-          <w:i w:val="0"/>
-          <w:sz w:val="24"/>
-          <w:rFonts w:ascii="Times New Roman" w:hAnsi="Times New Roman" w:cs="Times New Roman"/>
-        </w:rPr>
-        <w:t xml:space="preserve">    A. Phím A         B. Phím D</w:t>
-      </w:r>
-    </w:p>
-    <w:p>
-      <w:pPr>
-        <w:spacing w:before="0" w:after="40" w:line="276" w:lineRule="auto"/>
-        <w:jc w:val="left"/>
-      </w:pPr>
-      <w:r>
-        <w:rPr>
-          <w:rFonts w:ascii="Times New Roman" w:hAnsi="Times New Roman"/>
-          <w:b w:val="0"/>
-          <w:i w:val="0"/>
-          <w:sz w:val="24"/>
-          <w:rFonts w:ascii="Times New Roman" w:hAnsi="Times New Roman" w:cs="Times New Roman"/>
-        </w:rPr>
-        <w:t xml:space="preserve">    C. Phím F         D. Phím S</w:t>
-      </w:r>
-    </w:p>
-    <w:p>
-      <w:pPr>
-        <w:spacing w:before="80" w:after="40" w:line="276" w:lineRule="auto"/>
-        <w:jc w:val="left"/>
-      </w:pPr>
-      <w:r>
-        <w:rPr>
-          <w:rFonts w:ascii="Times New Roman" w:hAnsi="Times New Roman"/>
-          <w:b/>
-          <w:i w:val="0"/>
-          <w:sz w:val="24"/>
-          <w:rFonts w:ascii="Times New Roman" w:hAnsi="Times New Roman" w:cs="Times New Roman"/>
-        </w:rPr>
-        <w:t>Câu 7. Ngón trỏ tay phải đặt ở phím nào?</w:t>
-      </w:r>
-    </w:p>
-    <w:p>
-      <w:pPr>
-        <w:spacing w:before="0" w:after="20" w:line="276" w:lineRule="auto"/>
-        <w:jc w:val="left"/>
-      </w:pPr>
-      <w:r>
-        <w:rPr>
-          <w:rFonts w:ascii="Times New Roman" w:hAnsi="Times New Roman"/>
-          <w:b w:val="0"/>
-          <w:i w:val="0"/>
-          <w:sz w:val="24"/>
-          <w:rFonts w:ascii="Times New Roman" w:hAnsi="Times New Roman" w:cs="Times New Roman"/>
-        </w:rPr>
-        <w:t xml:space="preserve">    A. Phím H         B. Phím J</w:t>
-      </w:r>
-    </w:p>
-    <w:p>
-      <w:pPr>
-        <w:spacing w:before="0" w:after="40" w:line="276" w:lineRule="auto"/>
-        <w:jc w:val="left"/>
-      </w:pPr>
-      <w:r>
-        <w:rPr>
-          <w:rFonts w:ascii="Times New Roman" w:hAnsi="Times New Roman"/>
-          <w:b w:val="0"/>
-          <w:i w:val="0"/>
-          <w:sz w:val="24"/>
-          <w:rFonts w:ascii="Times New Roman" w:hAnsi="Times New Roman" w:cs="Times New Roman"/>
-        </w:rPr>
-        <w:t xml:space="preserve">    C. Phím K         D. Phím L</w:t>
-      </w:r>
-    </w:p>
-    <w:p>
-      <w:pPr>
-        <w:spacing w:before="80" w:after="40" w:line="276" w:lineRule="auto"/>
-        <w:jc w:val="left"/>
-      </w:pPr>
-      <w:r>
-        <w:rPr>
-          <w:rFonts w:ascii="Times New Roman" w:hAnsi="Times New Roman"/>
-          <w:b/>
-          <w:i w:val="0"/>
-          <w:sz w:val="24"/>
-          <w:rFonts w:ascii="Times New Roman" w:hAnsi="Times New Roman" w:cs="Times New Roman"/>
-        </w:rPr>
-        <w:t>Câu 8. Phím Space dùng để làm gì?</w:t>
-      </w:r>
-    </w:p>
-    <w:p>
-      <w:pPr>
-        <w:spacing w:before="0" w:after="20" w:line="276" w:lineRule="auto"/>
-        <w:jc w:val="left"/>
-      </w:pPr>
-      <w:r>
-        <w:rPr>
-          <w:rFonts w:ascii="Times New Roman" w:hAnsi="Times New Roman"/>
-          <w:b w:val="0"/>
-          <w:i w:val="0"/>
-          <w:sz w:val="24"/>
-          <w:rFonts w:ascii="Times New Roman" w:hAnsi="Times New Roman" w:cs="Times New Roman"/>
-        </w:rPr>
-        <w:t xml:space="preserve">    A. Xóa chữ         B. Xuống dòng</w:t>
-      </w:r>
-    </w:p>
-    <w:p>
-      <w:pPr>
-        <w:spacing w:before="0" w:after="40" w:line="276" w:lineRule="auto"/>
-        <w:jc w:val="left"/>
-      </w:pPr>
-      <w:r>
-        <w:rPr>
-          <w:rFonts w:ascii="Times New Roman" w:hAnsi="Times New Roman"/>
-          <w:b w:val="0"/>
-          <w:i w:val="0"/>
-          <w:sz w:val="24"/>
-          <w:rFonts w:ascii="Times New Roman" w:hAnsi="Times New Roman" w:cs="Times New Roman"/>
-        </w:rPr>
-        <w:t xml:space="preserve">    C. Tạo khoảng trắng         D. Viết chữ hoa</w:t>
-      </w:r>
-    </w:p>
-    <w:p>
-      <w:pPr>
-        <w:spacing w:before="80" w:after="40" w:line="276" w:lineRule="auto"/>
-        <w:jc w:val="left"/>
-      </w:pPr>
-      <w:r>
-        <w:rPr>
-          <w:rFonts w:ascii="Times New Roman" w:hAnsi="Times New Roman"/>
-          <w:b/>
-          <w:i w:val="0"/>
-          <w:sz w:val="24"/>
-          <w:rFonts w:ascii="Times New Roman" w:hAnsi="Times New Roman" w:cs="Times New Roman"/>
-        </w:rPr>
-        <w:t>Câu 9. Trang web là gì?</w:t>
-      </w:r>
-    </w:p>
-    <w:p>
-      <w:pPr>
-        <w:spacing w:before="0" w:after="20" w:line="276" w:lineRule="auto"/>
-        <w:jc w:val="left"/>
-      </w:pPr>
-      <w:r>
-        <w:rPr>
-          <w:rFonts w:ascii="Times New Roman" w:hAnsi="Times New Roman"/>
-          <w:b w:val="0"/>
-          <w:i w:val="0"/>
-          <w:sz w:val="24"/>
-          <w:rFonts w:ascii="Times New Roman" w:hAnsi="Times New Roman" w:cs="Times New Roman"/>
-        </w:rPr>
-        <w:t xml:space="preserve">    A. Sách in trên giấy         B. Trang thông tin hiển thị trên trình duyệt</w:t>
-      </w:r>
-    </w:p>
-    <w:p>
-      <w:pPr>
-        <w:spacing w:before="0" w:after="40" w:line="276" w:lineRule="auto"/>
-        <w:jc w:val="left"/>
-      </w:pPr>
-      <w:r>
-        <w:rPr>
-          <w:rFonts w:ascii="Times New Roman" w:hAnsi="Times New Roman"/>
-          <w:b w:val="0"/>
-          <w:i w:val="0"/>
-          <w:sz w:val="24"/>
-          <w:rFonts w:ascii="Times New Roman" w:hAnsi="Times New Roman" w:cs="Times New Roman"/>
-        </w:rPr>
-        <w:t xml:space="preserve">    C. Phần mềm cài đặt         D. Ổ cứng máy tính</w:t>
-      </w:r>
-    </w:p>
-    <w:p>
-      <w:pPr>
-        <w:spacing w:before="80" w:after="40" w:line="276" w:lineRule="auto"/>
-        <w:jc w:val="left"/>
-      </w:pPr>
-      <w:r>
-        <w:rPr>
-          <w:rFonts w:ascii="Times New Roman" w:hAnsi="Times New Roman"/>
-          <w:b/>
-          <w:i w:val="0"/>
-          <w:sz w:val="24"/>
-          <w:rFonts w:ascii="Times New Roman" w:hAnsi="Times New Roman" w:cs="Times New Roman"/>
-        </w:rPr>
-        <w:t>Câu 10. Trình duyệt web phổ biến là gì?</w:t>
-      </w:r>
-    </w:p>
-    <w:p>
-      <w:pPr>
-        <w:spacing w:before="0" w:after="20" w:line="276" w:lineRule="auto"/>
-        <w:jc w:val="left"/>
-      </w:pPr>
-      <w:r>
-        <w:rPr>
-          <w:rFonts w:ascii="Times New Roman" w:hAnsi="Times New Roman"/>
-          <w:b w:val="0"/>
-          <w:i w:val="0"/>
-          <w:sz w:val="24"/>
-          <w:rFonts w:ascii="Times New Roman" w:hAnsi="Times New Roman" w:cs="Times New Roman"/>
-        </w:rPr>
-        <w:t xml:space="preserve">    A. Word         B. Excel</w:t>
-      </w:r>
-    </w:p>
-    <w:p>
-      <w:pPr>
-        <w:spacing w:before="0" w:after="40" w:line="276" w:lineRule="auto"/>
-        <w:jc w:val="left"/>
-      </w:pPr>
-      <w:r>
-        <w:rPr>
-          <w:rFonts w:ascii="Times New Roman" w:hAnsi="Times New Roman"/>
-          <w:b w:val="0"/>
-          <w:i w:val="0"/>
-          <w:sz w:val="24"/>
-          <w:rFonts w:ascii="Times New Roman" w:hAnsi="Times New Roman" w:cs="Times New Roman"/>
-        </w:rPr>
-        <w:t xml:space="preserve">    C. Chrome         D. Paint</w:t>
-      </w:r>
-    </w:p>
-    <w:p>
-      <w:pPr>
-        <w:spacing w:before="80" w:after="40" w:line="276" w:lineRule="auto"/>
-        <w:jc w:val="left"/>
-      </w:pPr>
-      <w:r>
-        <w:rPr>
-          <w:rFonts w:ascii="Times New Roman" w:hAnsi="Times New Roman"/>
-          <w:b/>
-          <w:i w:val="0"/>
-          <w:sz w:val="24"/>
-          <w:rFonts w:ascii="Times New Roman" w:hAnsi="Times New Roman" w:cs="Times New Roman"/>
-        </w:rPr>
-        <w:t>Câu 11. Thanh địa chỉ dùng để làm gì?</w:t>
-      </w:r>
-    </w:p>
-    <w:p>
-      <w:pPr>
-        <w:spacing w:before="0" w:after="20" w:line="276" w:lineRule="auto"/>
-        <w:jc w:val="left"/>
-      </w:pPr>
-      <w:r>
-        <w:rPr>
-          <w:rFonts w:ascii="Times New Roman" w:hAnsi="Times New Roman"/>
-          <w:b w:val="0"/>
-          <w:i w:val="0"/>
-          <w:sz w:val="24"/>
-          <w:rFonts w:ascii="Times New Roman" w:hAnsi="Times New Roman" w:cs="Times New Roman"/>
-        </w:rPr>
-        <w:t xml:space="preserve">    A. Gõ văn bản         B. Nhập địa chỉ trang web</w:t>
-      </w:r>
-    </w:p>
-    <w:p>
-      <w:pPr>
-        <w:spacing w:before="0" w:after="40" w:line="276" w:lineRule="auto"/>
-        <w:jc w:val="left"/>
-      </w:pPr>
-      <w:r>
-        <w:rPr>
-          <w:rFonts w:ascii="Times New Roman" w:hAnsi="Times New Roman"/>
-          <w:b w:val="0"/>
-          <w:i w:val="0"/>
-          <w:sz w:val="24"/>
-          <w:rFonts w:ascii="Times New Roman" w:hAnsi="Times New Roman" w:cs="Times New Roman"/>
-        </w:rPr>
-        <w:t xml:space="preserve">    C. Tính toán         D. Vẽ tranh</w:t>
-      </w:r>
-    </w:p>
-    <w:p>
-      <w:pPr>
-        <w:spacing w:before="80" w:after="40" w:line="276" w:lineRule="auto"/>
-        <w:jc w:val="left"/>
-      </w:pPr>
-      <w:r>
-        <w:rPr>
-          <w:rFonts w:ascii="Times New Roman" w:hAnsi="Times New Roman"/>
-          <w:b/>
-          <w:i w:val="0"/>
-          <w:sz w:val="24"/>
-          <w:rFonts w:ascii="Times New Roman" w:hAnsi="Times New Roman" w:cs="Times New Roman"/>
-        </w:rPr>
-        <w:t>Câu 12. Hyperlink là gì?</w:t>
-      </w:r>
-    </w:p>
-    <w:p>
-      <w:pPr>
-        <w:spacing w:before="0" w:after="20" w:line="276" w:lineRule="auto"/>
-        <w:jc w:val="left"/>
-      </w:pPr>
-      <w:r>
-        <w:rPr>
-          <w:rFonts w:ascii="Times New Roman" w:hAnsi="Times New Roman"/>
-          <w:b w:val="0"/>
-          <w:i w:val="0"/>
-          <w:sz w:val="24"/>
-          <w:rFonts w:ascii="Times New Roman" w:hAnsi="Times New Roman" w:cs="Times New Roman"/>
-        </w:rPr>
-        <w:t xml:space="preserve">    A. Loại phần cứng         B. Liên kết dẫn đến trang web khác</w:t>
-      </w:r>
-    </w:p>
-    <w:p>
-      <w:pPr>
-        <w:spacing w:before="0" w:after="40" w:line="276" w:lineRule="auto"/>
-        <w:jc w:val="left"/>
-      </w:pPr>
-      <w:r>
-        <w:rPr>
-          <w:rFonts w:ascii="Times New Roman" w:hAnsi="Times New Roman"/>
-          <w:b w:val="0"/>
-          <w:i w:val="0"/>
-          <w:sz w:val="24"/>
-          <w:rFonts w:ascii="Times New Roman" w:hAnsi="Times New Roman" w:cs="Times New Roman"/>
-        </w:rPr>
-        <w:t xml:space="preserve">    C. Loại virus         D. Phần mềm diệt virus</w:t>
-      </w:r>
-    </w:p>
-    <w:p>
-      <w:pPr>
-        <w:spacing w:before="80" w:after="40" w:line="276" w:lineRule="auto"/>
-        <w:jc w:val="left"/>
-      </w:pPr>
-      <w:r>
-        <w:rPr>
-          <w:rFonts w:ascii="Times New Roman" w:hAnsi="Times New Roman"/>
-          <w:b/>
-          <w:i w:val="0"/>
-          <w:sz w:val="24"/>
-          <w:rFonts w:ascii="Times New Roman" w:hAnsi="Times New Roman" w:cs="Times New Roman"/>
-        </w:rPr>
-        <w:t>Câu 13. Công cụ tìm kiếm phổ biến nhất là gì?</w:t>
-      </w:r>
-    </w:p>
-    <w:p>
-      <w:pPr>
-        <w:spacing w:before="0" w:after="20" w:line="276" w:lineRule="auto"/>
-        <w:jc w:val="left"/>
-      </w:pPr>
-      <w:r>
-        <w:rPr>
-          <w:rFonts w:ascii="Times New Roman" w:hAnsi="Times New Roman"/>
-          <w:b w:val="0"/>
-          <w:i w:val="0"/>
-          <w:sz w:val="24"/>
-          <w:rFonts w:ascii="Times New Roman" w:hAnsi="Times New Roman" w:cs="Times New Roman"/>
-        </w:rPr>
-        <w:t xml:space="preserve">    A. Yahoo         B. Google</w:t>
-      </w:r>
-    </w:p>
-    <w:p>
-      <w:pPr>
-        <w:spacing w:before="0" w:after="40" w:line="276" w:lineRule="auto"/>
-        <w:jc w:val="left"/>
-      </w:pPr>
-      <w:r>
-        <w:rPr>
-          <w:rFonts w:ascii="Times New Roman" w:hAnsi="Times New Roman"/>
-          <w:b w:val="0"/>
-          <w:i w:val="0"/>
-          <w:sz w:val="24"/>
-          <w:rFonts w:ascii="Times New Roman" w:hAnsi="Times New Roman" w:cs="Times New Roman"/>
-        </w:rPr>
-        <w:t xml:space="preserve">    C. Bing         D. DuckDuckGo</w:t>
-      </w:r>
-    </w:p>
-    <w:p>
-      <w:pPr>
-        <w:spacing w:before="80" w:after="40" w:line="276" w:lineRule="auto"/>
-        <w:jc w:val="left"/>
-      </w:pPr>
-      <w:r>
-        <w:rPr>
-          <w:rFonts w:ascii="Times New Roman" w:hAnsi="Times New Roman"/>
-          <w:b/>
-          <w:i w:val="0"/>
-          <w:sz w:val="24"/>
-          <w:rFonts w:ascii="Times New Roman" w:hAnsi="Times New Roman" w:cs="Times New Roman"/>
-        </w:rPr>
-        <w:t>Câu 14. Từ khóa tìm kiếm là gì?</w:t>
-      </w:r>
-    </w:p>
-    <w:p>
-      <w:pPr>
-        <w:spacing w:before="0" w:after="20" w:line="276" w:lineRule="auto"/>
-        <w:jc w:val="left"/>
-      </w:pPr>
-      <w:r>
-        <w:rPr>
-          <w:rFonts w:ascii="Times New Roman" w:hAnsi="Times New Roman"/>
-          <w:b w:val="0"/>
-          <w:i w:val="0"/>
-          <w:sz w:val="24"/>
-          <w:rFonts w:ascii="Times New Roman" w:hAnsi="Times New Roman" w:cs="Times New Roman"/>
-        </w:rPr>
-        <w:t xml:space="preserve">    A. Mật khẩu đăng nhập         B. Từ hoặc cụm từ liên quan đến nội dung cần tìm</w:t>
-      </w:r>
-    </w:p>
-    <w:p>
-      <w:pPr>
-        <w:spacing w:before="0" w:after="40" w:line="276" w:lineRule="auto"/>
-        <w:jc w:val="left"/>
-      </w:pPr>
-      <w:r>
-        <w:rPr>
-          <w:rFonts w:ascii="Times New Roman" w:hAnsi="Times New Roman"/>
-          <w:b w:val="0"/>
-          <w:i w:val="0"/>
-          <w:sz w:val="24"/>
-          <w:rFonts w:ascii="Times New Roman" w:hAnsi="Times New Roman" w:cs="Times New Roman"/>
-        </w:rPr>
-        <w:t xml:space="preserve">    C. Tên đăng nhập         D. Số điện thoại</w:t>
-      </w:r>
-    </w:p>
-    <w:p>
-      <w:pPr>
-        <w:spacing w:before="80" w:after="40" w:line="276" w:lineRule="auto"/>
-        <w:jc w:val="left"/>
-      </w:pPr>
-      <w:r>
-        <w:rPr>
-          <w:rFonts w:ascii="Times New Roman" w:hAnsi="Times New Roman"/>
-          <w:b/>
-          <w:i w:val="0"/>
-          <w:sz w:val="24"/>
-          <w:rFonts w:ascii="Times New Roman" w:hAnsi="Times New Roman" w:cs="Times New Roman"/>
-        </w:rPr>
-        <w:t>Câu 15. Phím Backspace dùng để làm gì?</w:t>
-      </w:r>
-    </w:p>
-    <w:p>
-      <w:pPr>
-        <w:spacing w:before="0" w:after="20" w:line="276" w:lineRule="auto"/>
-        <w:jc w:val="left"/>
-      </w:pPr>
-      <w:r>
-        <w:rPr>
-          <w:rFonts w:ascii="Times New Roman" w:hAnsi="Times New Roman"/>
-          <w:b w:val="0"/>
-          <w:i w:val="0"/>
-          <w:sz w:val="24"/>
-          <w:rFonts w:ascii="Times New Roman" w:hAnsi="Times New Roman" w:cs="Times New Roman"/>
-        </w:rPr>
-        <w:t xml:space="preserve">    A. Xuống dòng         B. Xóa kí tự phía trước con trỏ</w:t>
-      </w:r>
-    </w:p>
-    <w:p>
-      <w:pPr>
-        <w:spacing w:before="0" w:after="40" w:line="276" w:lineRule="auto"/>
-        <w:jc w:val="left"/>
-      </w:pPr>
-      <w:r>
-        <w:rPr>
-          <w:rFonts w:ascii="Times New Roman" w:hAnsi="Times New Roman"/>
-          <w:b w:val="0"/>
-          <w:i w:val="0"/>
-          <w:sz w:val="24"/>
-          <w:rFonts w:ascii="Times New Roman" w:hAnsi="Times New Roman" w:cs="Times New Roman"/>
-        </w:rPr>
-        <w:t xml:space="preserve">    C. In đậm         D. Tắt máy</w:t>
-      </w:r>
-    </w:p>
-    <w:p>
-      <w:pPr>
-        <w:spacing w:before="80" w:after="40" w:line="276" w:lineRule="auto"/>
-        <w:jc w:val="left"/>
-      </w:pPr>
-      <w:r>
-        <w:rPr>
-          <w:rFonts w:ascii="Times New Roman" w:hAnsi="Times New Roman"/>
-          <w:b/>
-          <w:i w:val="0"/>
-          <w:sz w:val="24"/>
-          <w:rFonts w:ascii="Times New Roman" w:hAnsi="Times New Roman" w:cs="Times New Roman"/>
-        </w:rPr>
-        <w:t>Câu 16. RAM dùng để làm gì?</w:t>
-      </w:r>
-    </w:p>
-    <w:p>
-      <w:pPr>
-        <w:spacing w:before="0" w:after="20" w:line="276" w:lineRule="auto"/>
-        <w:jc w:val="left"/>
-      </w:pPr>
-      <w:r>
-        <w:rPr>
-          <w:rFonts w:ascii="Times New Roman" w:hAnsi="Times New Roman"/>
-          <w:b w:val="0"/>
-          <w:i w:val="0"/>
-          <w:sz w:val="24"/>
-          <w:rFonts w:ascii="Times New Roman" w:hAnsi="Times New Roman" w:cs="Times New Roman"/>
-        </w:rPr>
-        <w:t xml:space="preserve">    A. Lưu vĩnh viễn         B. Lưu tạm thời khi máy hoạt động</w:t>
-      </w:r>
-    </w:p>
-    <w:p>
-      <w:pPr>
-        <w:spacing w:before="0" w:after="40" w:line="276" w:lineRule="auto"/>
-        <w:jc w:val="left"/>
-      </w:pPr>
-      <w:r>
-        <w:rPr>
-          <w:rFonts w:ascii="Times New Roman" w:hAnsi="Times New Roman"/>
-          <w:b w:val="0"/>
-          <w:i w:val="0"/>
-          <w:sz w:val="24"/>
-          <w:rFonts w:ascii="Times New Roman" w:hAnsi="Times New Roman" w:cs="Times New Roman"/>
-        </w:rPr>
-        <w:t xml:space="preserve">    C. Hiển thị hình         D. Kết nối mạng</w:t>
-      </w:r>
-    </w:p>
-    <w:p>
-      <w:pPr>
-        <w:spacing w:before="80" w:after="40" w:line="276" w:lineRule="auto"/>
-        <w:jc w:val="left"/>
-      </w:pPr>
-      <w:r>
-        <w:rPr>
-          <w:rFonts w:ascii="Times New Roman" w:hAnsi="Times New Roman"/>
-          <w:b/>
-          <w:i w:val="0"/>
-          <w:sz w:val="24"/>
-          <w:rFonts w:ascii="Times New Roman" w:hAnsi="Times New Roman" w:cs="Times New Roman"/>
-        </w:rPr>
-        <w:t>Câu 17. Ổ cứng dùng để làm gì?</w:t>
-      </w:r>
-    </w:p>
-    <w:p>
-      <w:pPr>
-        <w:spacing w:before="0" w:after="20" w:line="276" w:lineRule="auto"/>
-        <w:jc w:val="left"/>
-      </w:pPr>
-      <w:r>
-        <w:rPr>
-          <w:rFonts w:ascii="Times New Roman" w:hAnsi="Times New Roman"/>
-          <w:b w:val="0"/>
-          <w:i w:val="0"/>
-          <w:sz w:val="24"/>
-          <w:rFonts w:ascii="Times New Roman" w:hAnsi="Times New Roman" w:cs="Times New Roman"/>
-        </w:rPr>
-        <w:t xml:space="preserve">    A. Xử lí dữ liệu         B. Hiển thị hình ảnh</w:t>
-      </w:r>
-    </w:p>
-    <w:p>
-      <w:pPr>
-        <w:spacing w:before="0" w:after="40" w:line="276" w:lineRule="auto"/>
-        <w:jc w:val="left"/>
-      </w:pPr>
-      <w:r>
-        <w:rPr>
-          <w:rFonts w:ascii="Times New Roman" w:hAnsi="Times New Roman"/>
-          <w:b w:val="0"/>
-          <w:i w:val="0"/>
-          <w:sz w:val="24"/>
-          <w:rFonts w:ascii="Times New Roman" w:hAnsi="Times New Roman" w:cs="Times New Roman"/>
-        </w:rPr>
-        <w:t xml:space="preserve">    C. Lưu trữ dữ liệu lâu dài         D. Phát âm thanh</w:t>
-      </w:r>
-    </w:p>
-    <w:p>
-      <w:pPr>
-        <w:spacing w:before="80" w:after="40" w:line="276" w:lineRule="auto"/>
-        <w:jc w:val="left"/>
-      </w:pPr>
-      <w:r>
-        <w:rPr>
-          <w:rFonts w:ascii="Times New Roman" w:hAnsi="Times New Roman"/>
-          <w:b/>
-          <w:i w:val="0"/>
-          <w:sz w:val="24"/>
-          <w:rFonts w:ascii="Times New Roman" w:hAnsi="Times New Roman" w:cs="Times New Roman"/>
-        </w:rPr>
-        <w:t>Câu 18. Để tìm chính xác cụm từ, em đặt trong dấu gì?</w:t>
-      </w:r>
-    </w:p>
-    <w:p>
-      <w:pPr>
-        <w:spacing w:before="0" w:after="20" w:line="276" w:lineRule="auto"/>
-        <w:jc w:val="left"/>
-      </w:pPr>
-      <w:r>
-        <w:rPr>
-          <w:rFonts w:ascii="Times New Roman" w:hAnsi="Times New Roman"/>
-          <w:b w:val="0"/>
-          <w:i w:val="0"/>
-          <w:sz w:val="24"/>
-          <w:rFonts w:ascii="Times New Roman" w:hAnsi="Times New Roman" w:cs="Times New Roman"/>
-        </w:rPr>
-        <w:t xml:space="preserve">    A. Ngoặc đơn ( )         B. Ngoặc kép " "</w:t>
-      </w:r>
-    </w:p>
-    <w:p>
-      <w:pPr>
-        <w:spacing w:before="0" w:after="40" w:line="276" w:lineRule="auto"/>
-        <w:jc w:val="left"/>
-      </w:pPr>
-      <w:r>
-        <w:rPr>
-          <w:rFonts w:ascii="Times New Roman" w:hAnsi="Times New Roman"/>
-          <w:b w:val="0"/>
-          <w:i w:val="0"/>
-          <w:sz w:val="24"/>
-          <w:rFonts w:ascii="Times New Roman" w:hAnsi="Times New Roman" w:cs="Times New Roman"/>
-        </w:rPr>
-        <w:t xml:space="preserve">    C. Ngoặc vuông [ ]         D. Gạch chéo / /</w:t>
-      </w:r>
-    </w:p>
-    <w:p>
-      <w:pPr>
-        <w:spacing w:before="80" w:after="40" w:line="276" w:lineRule="auto"/>
-        <w:jc w:val="left"/>
-      </w:pPr>
-      <w:r>
-        <w:rPr>
-          <w:rFonts w:ascii="Times New Roman" w:hAnsi="Times New Roman"/>
-          <w:b/>
-          <w:i w:val="0"/>
-          <w:sz w:val="24"/>
-          <w:rFonts w:ascii="Times New Roman" w:hAnsi="Times New Roman" w:cs="Times New Roman"/>
-        </w:rPr>
-        <w:t>Câu 19. Nguồn thông tin nào đáng tin cậy nhất?</w:t>
-      </w:r>
-    </w:p>
-    <w:p>
-      <w:pPr>
-        <w:spacing w:before="0" w:after="20" w:line="276" w:lineRule="auto"/>
-        <w:jc w:val="left"/>
-      </w:pPr>
-      <w:r>
-        <w:rPr>
-          <w:rFonts w:ascii="Times New Roman" w:hAnsi="Times New Roman"/>
-          <w:b w:val="0"/>
-          <w:i w:val="0"/>
-          <w:sz w:val="24"/>
-          <w:rFonts w:ascii="Times New Roman" w:hAnsi="Times New Roman" w:cs="Times New Roman"/>
-        </w:rPr>
-        <w:t xml:space="preserve">    A. Trang web lạ         B. Tin đồn trên mạng</w:t>
-      </w:r>
-    </w:p>
-    <w:p>
-      <w:pPr>
-        <w:spacing w:before="0" w:after="40" w:line="276" w:lineRule="auto"/>
-        <w:jc w:val="left"/>
-      </w:pPr>
-      <w:r>
-        <w:rPr>
-          <w:rFonts w:ascii="Times New Roman" w:hAnsi="Times New Roman"/>
-          <w:b w:val="0"/>
-          <w:i w:val="0"/>
-          <w:sz w:val="24"/>
-          <w:rFonts w:ascii="Times New Roman" w:hAnsi="Times New Roman" w:cs="Times New Roman"/>
-        </w:rPr>
-        <w:t xml:space="preserve">    C. Trang .edu, .gov, báo chính thống         D. Bài đăng ẩn danh</w:t>
-      </w:r>
-    </w:p>
-    <w:p>
-      <w:pPr>
-        <w:spacing w:before="80" w:after="40" w:line="276" w:lineRule="auto"/>
-        <w:jc w:val="left"/>
-      </w:pPr>
-      <w:r>
-        <w:rPr>
-          <w:rFonts w:ascii="Times New Roman" w:hAnsi="Times New Roman"/>
-          <w:b/>
-          <w:i w:val="0"/>
-          <w:sz w:val="24"/>
-          <w:rFonts w:ascii="Times New Roman" w:hAnsi="Times New Roman" w:cs="Times New Roman"/>
-        </w:rPr>
-        <w:t>Câu 20. Hệ điều hành Windows là loại gì?</w:t>
-      </w:r>
-    </w:p>
-    <w:p>
-      <w:pPr>
-        <w:spacing w:before="0" w:after="20" w:line="276" w:lineRule="auto"/>
-        <w:jc w:val="left"/>
-      </w:pPr>
-      <w:r>
-        <w:rPr>
-          <w:rFonts w:ascii="Times New Roman" w:hAnsi="Times New Roman"/>
-          <w:b w:val="0"/>
-          <w:i w:val="0"/>
-          <w:sz w:val="24"/>
-          <w:rFonts w:ascii="Times New Roman" w:hAnsi="Times New Roman" w:cs="Times New Roman"/>
-        </w:rPr>
-        <w:t xml:space="preserve">    A. Phần cứng         B. Phần mềm hệ thống</w:t>
-      </w:r>
-    </w:p>
-    <w:p>
-      <w:pPr>
-        <w:spacing w:before="0" w:after="40" w:line="276" w:lineRule="auto"/>
-        <w:jc w:val="left"/>
-      </w:pPr>
-      <w:r>
-        <w:rPr>
-          <w:rFonts w:ascii="Times New Roman" w:hAnsi="Times New Roman"/>
-          <w:b w:val="0"/>
-          <w:i w:val="0"/>
-          <w:sz w:val="24"/>
-          <w:rFonts w:ascii="Times New Roman" w:hAnsi="Times New Roman" w:cs="Times New Roman"/>
-        </w:rPr>
-        <w:t xml:space="preserve">    C. Thiết bị ngoại vi         D. Thiết bị lưu trữ</w:t>
-      </w:r>
-    </w:p>
-    <w:p>
-      <w:pPr>
-        <w:spacing w:before="160" w:after="80" w:line="276" w:lineRule="auto"/>
-        <w:jc w:val="left"/>
-      </w:pPr>
-      <w:r>
-        <w:rPr>
-          <w:rFonts w:ascii="Times New Roman" w:hAnsi="Times New Roman"/>
-          <w:b/>
-          <w:i w:val="0"/>
-          <w:sz w:val="26"/>
-          <w:rFonts w:ascii="Times New Roman" w:hAnsi="Times New Roman" w:cs="Times New Roman"/>
-        </w:rPr>
-        <w:t>PHẦN II. THỰC HÀNH (2 câu – 5,0 điểm)</w:t>
-      </w:r>
-    </w:p>
-    <w:p>
-      <w:pPr>
-        <w:spacing w:before="120" w:after="80" w:line="276" w:lineRule="auto"/>
-        <w:jc w:val="left"/>
-      </w:pPr>
-      <w:r>
-        <w:rPr>
-          <w:rFonts w:ascii="Times New Roman" w:hAnsi="Times New Roman"/>
-          <w:b/>
-          <w:i w:val="0"/>
-          <w:sz w:val="24"/>
-          <w:rFonts w:ascii="Times New Roman" w:hAnsi="Times New Roman" w:cs="Times New Roman"/>
-        </w:rPr>
-        <w:t>Câu 1 (2,0 điểm) – Thực hành gõ bàn phím</w:t>
-      </w:r>
-    </w:p>
-    <w:p>
-      <w:pPr>
-        <w:spacing w:before="0" w:after="80" w:line="276" w:lineRule="auto"/>
-        <w:jc w:val="left"/>
-      </w:pPr>
-      <w:r>
-        <w:rPr>
-          <w:rFonts w:ascii="Times New Roman" w:hAnsi="Times New Roman"/>
-          <w:b w:val="0"/>
-          <w:i w:val="0"/>
-          <w:sz w:val="24"/>
-          <w:rFonts w:ascii="Times New Roman" w:hAnsi="Times New Roman" w:cs="Times New Roman"/>
-        </w:rPr>
-        <w:t xml:space="preserve">  Em hãy thực hiện các yêu cầu sau:</w:t>
-        <w:br/>
-        <w:t>a) Mở phần mềm soạn thảo văn bản (Word hoặc Notepad) (0,5 điểm)</w:t>
-        <w:br/>
-        <w:t>b) Gõ đoạn văn sau bằng cách đặt tay đúng vị trí hàng phím cơ sở:</w:t>
-        <w:br/>
-        <w:t xml:space="preserve">   "Em yêu trường Tiểu học và THCS UNIGO. Em sẽ cố gắng học tập thật tốt." (1,0 điểm)</w:t>
-        <w:br/>
-        <w:t>c) Lưu tệp với tên 'BaiTap_HoTen.docx' (0,5 điểm)</w:t>
-      </w:r>
-    </w:p>
-    <w:p>
-      <w:pPr>
-        <w:spacing w:before="120" w:after="80" w:line="276" w:lineRule="auto"/>
-        <w:jc w:val="left"/>
-      </w:pPr>
-      <w:r>
-        <w:rPr>
-          <w:rFonts w:ascii="Times New Roman" w:hAnsi="Times New Roman"/>
-          <w:b/>
-          <w:i w:val="0"/>
-          <w:sz w:val="24"/>
-          <w:rFonts w:ascii="Times New Roman" w:hAnsi="Times New Roman" w:cs="Times New Roman"/>
-        </w:rPr>
-        <w:t>Câu 2 (3,0 điểm) – Thực hành tìm kiếm</w:t>
-      </w:r>
-    </w:p>
-    <w:p>
-      <w:pPr>
-        <w:spacing w:before="0" w:after="80" w:line="276" w:lineRule="auto"/>
-        <w:jc w:val="left"/>
-      </w:pPr>
-      <w:r>
-        <w:rPr>
-          <w:rFonts w:ascii="Times New Roman" w:hAnsi="Times New Roman"/>
-          <w:b w:val="0"/>
-          <w:i w:val="0"/>
-          <w:sz w:val="24"/>
-          <w:rFonts w:ascii="Times New Roman" w:hAnsi="Times New Roman" w:cs="Times New Roman"/>
-        </w:rPr>
-        <w:t xml:space="preserve">  Em hãy thực hiện các bước sau:</w:t>
-        <w:br/>
-        <w:t>a) Mở trình duyệt web Google Chrome (0,5 điểm)</w:t>
-        <w:br/>
-        <w:t>b) Tìm kiếm trên Google với từ khóa: "Các danh lam thắng cảnh nổi tiếng ở Việt Nam" (1,0 điểm)</w:t>
-        <w:br/>
-        <w:t>c) Chọn một kết quả từ nguồn đáng tin cậy và ghi lại tiêu đề trang web cùng với ba danh lam thắng cảnh tìm được (1,5 điểm)</w:t>
-      </w:r>
-    </w:p>
-    <w:p>
-      <w:pPr>
-        <w:spacing w:before="160" w:after="80" w:line="276" w:lineRule="auto"/>
-        <w:jc w:val="center"/>
-      </w:pPr>
-      <w:r>
-        <w:rPr>
-          <w:rFonts w:ascii="Times New Roman" w:hAnsi="Times New Roman"/>
-          <w:b/>
-          <w:i w:val="0"/>
-          <w:sz w:val="26"/>
-          <w:rFonts w:ascii="Times New Roman" w:hAnsi="Times New Roman" w:cs="Times New Roman"/>
-        </w:rPr>
-        <w:t>─── Hết ───</w:t>
-      </w:r>
-    </w:p>
-    <w:p>
-      <w:pPr>
-        <w:spacing w:before="0" w:after="80" w:line="276" w:lineRule="auto"/>
-        <w:jc w:val="center"/>
-      </w:pPr>
-      <w:r>
-        <w:rPr>
-          <w:rFonts w:ascii="Times New Roman" w:hAnsi="Times New Roman"/>
-          <w:b w:val="0"/>
-          <w:i/>
-          <w:sz w:val="22"/>
-          <w:rFonts w:ascii="Times New Roman" w:hAnsi="Times New Roman" w:cs="Times New Roman"/>
-        </w:rPr>
-        <w:t>Giám thị không giải thích gì thêm.</w:t>
-      </w:r>
-    </w:p>
-    <w:p>
-      <w:r>
-        <w:br w:type="page"/>
-      </w:r>
-    </w:p>
-    <w:p>
-      <w:pPr>
-        <w:spacing w:before="120" w:after="80" w:line="276" w:lineRule="auto"/>
-        <w:jc w:val="center"/>
-      </w:pPr>
-      <w:r>
-        <w:rPr>
-          <w:rFonts w:ascii="Times New Roman" w:hAnsi="Times New Roman"/>
-          <w:b/>
-          <w:i w:val="0"/>
-          <w:color w:val="1B4F9B"/>
-          <w:sz w:val="28"/>
-          <w:rFonts w:ascii="Times New Roman" w:hAnsi="Times New Roman" w:cs="Times New Roman"/>
-        </w:rPr>
-        <w:t>ĐÁP ÁN VÀ HƯỚNG DẪN CHẤM</w:t>
-      </w:r>
-    </w:p>
-    <w:p>
-      <w:pPr>
-        <w:spacing w:before="80" w:after="80" w:line="276" w:lineRule="auto"/>
-        <w:jc w:val="left"/>
-      </w:pPr>
-      <w:r>
-        <w:rPr>
-          <w:rFonts w:ascii="Times New Roman" w:hAnsi="Times New Roman"/>
-          <w:b/>
-          <w:i w:val="0"/>
-          <w:sz w:val="26"/>
-          <w:rFonts w:ascii="Times New Roman" w:hAnsi="Times New Roman" w:cs="Times New Roman"/>
-        </w:rPr>
-        <w:t>I. TRẮC NGHIỆM (20 câu – 5,0 điểm. Mỗi câu trả lời đúng được 0,25 điểm)</w:t>
+          <w:bCs/>
+        </w:rPr>
+        <w:t xml:space="preserve">I. TRẮC NGHIỆM (20 câu – 5,0 điểm. Mỗi câu trả lời đúng được 0,25 điểm)</w:t>
       </w:r>
     </w:p>
     <w:tbl>
@@ -1845,14 +2557,12 @@
             </w:pPr>
             <w:r>
               <w:rPr>
-                <w:rFonts w:ascii="Times New Roman" w:hAnsi="Times New Roman"/>
+                <w:rFonts w:ascii="Times New Roman" w:hAnsi="Times New Roman" w:eastAsia="Times New Roman"/>
                 <w:b/>
                 <w:i w:val="0"/>
-                <w:color w:val="B40000"/>
-                <w:sz w:val="22"/>
-                <w:rFonts w:ascii="Times New Roman" w:hAnsi="Times New Roman" w:cs="Times New Roman"/>
-              </w:rPr>
-              <w:t>B</w:t>
+                <w:sz w:val="26"/>
+              </w:rPr>
+              <w:t>A</w:t>
             </w:r>
           </w:p>
         </w:tc>
@@ -1872,14 +2582,12 @@
             </w:pPr>
             <w:r>
               <w:rPr>
-                <w:rFonts w:ascii="Times New Roman" w:hAnsi="Times New Roman"/>
+                <w:rFonts w:ascii="Times New Roman" w:hAnsi="Times New Roman" w:eastAsia="Times New Roman"/>
                 <w:b/>
                 <w:i w:val="0"/>
-                <w:color w:val="B40000"/>
-                <w:sz w:val="22"/>
-                <w:rFonts w:ascii="Times New Roman" w:hAnsi="Times New Roman" w:cs="Times New Roman"/>
-              </w:rPr>
-              <w:t>C</w:t>
+                <w:sz w:val="26"/>
+              </w:rPr>
+              <w:t>D</w:t>
             </w:r>
           </w:p>
         </w:tc>
@@ -1899,12 +2607,10 @@
             </w:pPr>
             <w:r>
               <w:rPr>
-                <w:rFonts w:ascii="Times New Roman" w:hAnsi="Times New Roman"/>
+                <w:rFonts w:ascii="Times New Roman" w:hAnsi="Times New Roman" w:eastAsia="Times New Roman"/>
                 <w:b/>
                 <w:i w:val="0"/>
-                <w:color w:val="B40000"/>
-                <w:sz w:val="22"/>
-                <w:rFonts w:ascii="Times New Roman" w:hAnsi="Times New Roman" w:cs="Times New Roman"/>
+                <w:sz w:val="26"/>
               </w:rPr>
               <w:t>B</w:t>
             </w:r>
@@ -1926,14 +2632,12 @@
             </w:pPr>
             <w:r>
               <w:rPr>
-                <w:rFonts w:ascii="Times New Roman" w:hAnsi="Times New Roman"/>
+                <w:rFonts w:ascii="Times New Roman" w:hAnsi="Times New Roman" w:eastAsia="Times New Roman"/>
                 <w:b/>
                 <w:i w:val="0"/>
-                <w:color w:val="B40000"/>
-                <w:sz w:val="22"/>
-                <w:rFonts w:ascii="Times New Roman" w:hAnsi="Times New Roman" w:cs="Times New Roman"/>
-              </w:rPr>
-              <w:t>B</w:t>
+                <w:sz w:val="26"/>
+              </w:rPr>
+              <w:t>A</w:t>
             </w:r>
           </w:p>
         </w:tc>
@@ -1953,12 +2657,10 @@
             </w:pPr>
             <w:r>
               <w:rPr>
-                <w:rFonts w:ascii="Times New Roman" w:hAnsi="Times New Roman"/>
+                <w:rFonts w:ascii="Times New Roman" w:hAnsi="Times New Roman" w:eastAsia="Times New Roman"/>
                 <w:b/>
                 <w:i w:val="0"/>
-                <w:color w:val="B40000"/>
-                <w:sz w:val="22"/>
-                <w:rFonts w:ascii="Times New Roman" w:hAnsi="Times New Roman" w:cs="Times New Roman"/>
+                <w:sz w:val="26"/>
               </w:rPr>
               <w:t>B</w:t>
             </w:r>
@@ -1980,14 +2682,12 @@
             </w:pPr>
             <w:r>
               <w:rPr>
-                <w:rFonts w:ascii="Times New Roman" w:hAnsi="Times New Roman"/>
+                <w:rFonts w:ascii="Times New Roman" w:hAnsi="Times New Roman" w:eastAsia="Times New Roman"/>
                 <w:b/>
                 <w:i w:val="0"/>
-                <w:color w:val="B40000"/>
-                <w:sz w:val="22"/>
-                <w:rFonts w:ascii="Times New Roman" w:hAnsi="Times New Roman" w:cs="Times New Roman"/>
-              </w:rPr>
-              <w:t>C</w:t>
+                <w:sz w:val="26"/>
+              </w:rPr>
+              <w:t>A</w:t>
             </w:r>
           </w:p>
         </w:tc>
@@ -2007,14 +2707,12 @@
             </w:pPr>
             <w:r>
               <w:rPr>
-                <w:rFonts w:ascii="Times New Roman" w:hAnsi="Times New Roman"/>
+                <w:rFonts w:ascii="Times New Roman" w:hAnsi="Times New Roman" w:eastAsia="Times New Roman"/>
                 <w:b/>
                 <w:i w:val="0"/>
-                <w:color w:val="B40000"/>
-                <w:sz w:val="22"/>
-                <w:rFonts w:ascii="Times New Roman" w:hAnsi="Times New Roman" w:cs="Times New Roman"/>
-              </w:rPr>
-              <w:t>B</w:t>
+                <w:sz w:val="26"/>
+              </w:rPr>
+              <w:t>A</w:t>
             </w:r>
           </w:p>
         </w:tc>
@@ -2034,12 +2732,10 @@
             </w:pPr>
             <w:r>
               <w:rPr>
-                <w:rFonts w:ascii="Times New Roman" w:hAnsi="Times New Roman"/>
+                <w:rFonts w:ascii="Times New Roman" w:hAnsi="Times New Roman" w:eastAsia="Times New Roman"/>
                 <w:b/>
                 <w:i w:val="0"/>
-                <w:color w:val="B40000"/>
-                <w:sz w:val="22"/>
-                <w:rFonts w:ascii="Times New Roman" w:hAnsi="Times New Roman" w:cs="Times New Roman"/>
+                <w:sz w:val="26"/>
               </w:rPr>
               <w:t>C</w:t>
             </w:r>
@@ -2061,14 +2757,12 @@
             </w:pPr>
             <w:r>
               <w:rPr>
-                <w:rFonts w:ascii="Times New Roman" w:hAnsi="Times New Roman"/>
+                <w:rFonts w:ascii="Times New Roman" w:hAnsi="Times New Roman" w:eastAsia="Times New Roman"/>
                 <w:b/>
                 <w:i w:val="0"/>
-                <w:color w:val="B40000"/>
-                <w:sz w:val="22"/>
-                <w:rFonts w:ascii="Times New Roman" w:hAnsi="Times New Roman" w:cs="Times New Roman"/>
-              </w:rPr>
-              <w:t>B</w:t>
+                <w:sz w:val="26"/>
+              </w:rPr>
+              <w:t>D</w:t>
             </w:r>
           </w:p>
         </w:tc>
@@ -2088,12 +2782,10 @@
             </w:pPr>
             <w:r>
               <w:rPr>
-                <w:rFonts w:ascii="Times New Roman" w:hAnsi="Times New Roman"/>
+                <w:rFonts w:ascii="Times New Roman" w:hAnsi="Times New Roman" w:eastAsia="Times New Roman"/>
                 <w:b/>
                 <w:i w:val="0"/>
-                <w:color w:val="B40000"/>
-                <w:sz w:val="22"/>
-                <w:rFonts w:ascii="Times New Roman" w:hAnsi="Times New Roman" w:cs="Times New Roman"/>
+                <w:sz w:val="26"/>
               </w:rPr>
               <w:t>C</w:t>
             </w:r>
@@ -2422,12 +3114,10 @@
             </w:pPr>
             <w:r>
               <w:rPr>
-                <w:rFonts w:ascii="Times New Roman" w:hAnsi="Times New Roman"/>
+                <w:rFonts w:ascii="Times New Roman" w:hAnsi="Times New Roman" w:eastAsia="Times New Roman"/>
                 <w:b/>
                 <w:i w:val="0"/>
-                <w:color w:val="B40000"/>
-                <w:sz w:val="22"/>
-                <w:rFonts w:ascii="Times New Roman" w:hAnsi="Times New Roman" w:cs="Times New Roman"/>
+                <w:sz w:val="26"/>
               </w:rPr>
               <w:t>B</w:t>
             </w:r>
@@ -2449,12 +3139,10 @@
             </w:pPr>
             <w:r>
               <w:rPr>
-                <w:rFonts w:ascii="Times New Roman" w:hAnsi="Times New Roman"/>
+                <w:rFonts w:ascii="Times New Roman" w:hAnsi="Times New Roman" w:eastAsia="Times New Roman"/>
                 <w:b/>
                 <w:i w:val="0"/>
-                <w:color w:val="B40000"/>
-                <w:sz w:val="22"/>
-                <w:rFonts w:ascii="Times New Roman" w:hAnsi="Times New Roman" w:cs="Times New Roman"/>
+                <w:sz w:val="26"/>
               </w:rPr>
               <w:t>B</w:t>
             </w:r>
@@ -2476,14 +3164,12 @@
             </w:pPr>
             <w:r>
               <w:rPr>
-                <w:rFonts w:ascii="Times New Roman" w:hAnsi="Times New Roman"/>
+                <w:rFonts w:ascii="Times New Roman" w:hAnsi="Times New Roman" w:eastAsia="Times New Roman"/>
                 <w:b/>
                 <w:i w:val="0"/>
-                <w:color w:val="B40000"/>
-                <w:sz w:val="22"/>
-                <w:rFonts w:ascii="Times New Roman" w:hAnsi="Times New Roman" w:cs="Times New Roman"/>
-              </w:rPr>
-              <w:t>B</w:t>
+                <w:sz w:val="26"/>
+              </w:rPr>
+              <w:t>C</w:t>
             </w:r>
           </w:p>
         </w:tc>
@@ -2503,14 +3189,12 @@
             </w:pPr>
             <w:r>
               <w:rPr>
-                <w:rFonts w:ascii="Times New Roman" w:hAnsi="Times New Roman"/>
+                <w:rFonts w:ascii="Times New Roman" w:hAnsi="Times New Roman" w:eastAsia="Times New Roman"/>
                 <w:b/>
                 <w:i w:val="0"/>
-                <w:color w:val="B40000"/>
-                <w:sz w:val="22"/>
-                <w:rFonts w:ascii="Times New Roman" w:hAnsi="Times New Roman" w:cs="Times New Roman"/>
-              </w:rPr>
-              <w:t>B</w:t>
+                <w:sz w:val="26"/>
+              </w:rPr>
+              <w:t>D</w:t>
             </w:r>
           </w:p>
         </w:tc>
@@ -2530,14 +3214,12 @@
             </w:pPr>
             <w:r>
               <w:rPr>
-                <w:rFonts w:ascii="Times New Roman" w:hAnsi="Times New Roman"/>
+                <w:rFonts w:ascii="Times New Roman" w:hAnsi="Times New Roman" w:eastAsia="Times New Roman"/>
                 <w:b/>
                 <w:i w:val="0"/>
-                <w:color w:val="B40000"/>
-                <w:sz w:val="22"/>
-                <w:rFonts w:ascii="Times New Roman" w:hAnsi="Times New Roman" w:cs="Times New Roman"/>
-              </w:rPr>
-              <w:t>B</w:t>
+                <w:sz w:val="26"/>
+              </w:rPr>
+              <w:t>C</w:t>
             </w:r>
           </w:p>
         </w:tc>
@@ -2557,14 +3239,12 @@
             </w:pPr>
             <w:r>
               <w:rPr>
-                <w:rFonts w:ascii="Times New Roman" w:hAnsi="Times New Roman"/>
+                <w:rFonts w:ascii="Times New Roman" w:hAnsi="Times New Roman" w:eastAsia="Times New Roman"/>
                 <w:b/>
                 <w:i w:val="0"/>
-                <w:color w:val="B40000"/>
-                <w:sz w:val="22"/>
-                <w:rFonts w:ascii="Times New Roman" w:hAnsi="Times New Roman" w:cs="Times New Roman"/>
-              </w:rPr>
-              <w:t>B</w:t>
+                <w:sz w:val="26"/>
+              </w:rPr>
+              <w:t>C</w:t>
             </w:r>
           </w:p>
         </w:tc>
@@ -2584,14 +3264,12 @@
             </w:pPr>
             <w:r>
               <w:rPr>
-                <w:rFonts w:ascii="Times New Roman" w:hAnsi="Times New Roman"/>
+                <w:rFonts w:ascii="Times New Roman" w:hAnsi="Times New Roman" w:eastAsia="Times New Roman"/>
                 <w:b/>
                 <w:i w:val="0"/>
-                <w:color w:val="B40000"/>
-                <w:sz w:val="22"/>
-                <w:rFonts w:ascii="Times New Roman" w:hAnsi="Times New Roman" w:cs="Times New Roman"/>
-              </w:rPr>
-              <w:t>C</w:t>
+                <w:sz w:val="26"/>
+              </w:rPr>
+              <w:t>D</w:t>
             </w:r>
           </w:p>
         </w:tc>
@@ -2611,14 +3289,12 @@
             </w:pPr>
             <w:r>
               <w:rPr>
-                <w:rFonts w:ascii="Times New Roman" w:hAnsi="Times New Roman"/>
+                <w:rFonts w:ascii="Times New Roman" w:hAnsi="Times New Roman" w:eastAsia="Times New Roman"/>
                 <w:b/>
                 <w:i w:val="0"/>
-                <w:color w:val="B40000"/>
-                <w:sz w:val="22"/>
-                <w:rFonts w:ascii="Times New Roman" w:hAnsi="Times New Roman" w:cs="Times New Roman"/>
-              </w:rPr>
-              <w:t>B</w:t>
+                <w:sz w:val="26"/>
+              </w:rPr>
+              <w:t>D</w:t>
             </w:r>
           </w:p>
         </w:tc>
@@ -2638,14 +3314,12 @@
             </w:pPr>
             <w:r>
               <w:rPr>
-                <w:rFonts w:ascii="Times New Roman" w:hAnsi="Times New Roman"/>
+                <w:rFonts w:ascii="Times New Roman" w:hAnsi="Times New Roman" w:eastAsia="Times New Roman"/>
                 <w:b/>
                 <w:i w:val="0"/>
-                <w:color w:val="B40000"/>
-                <w:sz w:val="22"/>
-                <w:rFonts w:ascii="Times New Roman" w:hAnsi="Times New Roman" w:cs="Times New Roman"/>
-              </w:rPr>
-              <w:t>C</w:t>
+                <w:sz w:val="26"/>
+              </w:rPr>
+              <w:t>B</w:t>
             </w:r>
           </w:p>
         </w:tc>
@@ -2665,14 +3339,12 @@
             </w:pPr>
             <w:r>
               <w:rPr>
-                <w:rFonts w:ascii="Times New Roman" w:hAnsi="Times New Roman"/>
+                <w:rFonts w:ascii="Times New Roman" w:hAnsi="Times New Roman" w:eastAsia="Times New Roman"/>
                 <w:b/>
                 <w:i w:val="0"/>
-                <w:color w:val="B40000"/>
-                <w:sz w:val="22"/>
-                <w:rFonts w:ascii="Times New Roman" w:hAnsi="Times New Roman" w:cs="Times New Roman"/>
-              </w:rPr>
-              <w:t>B</w:t>
+                <w:sz w:val="26"/>
+              </w:rPr>
+              <w:t>A</w:t>
             </w:r>
           </w:p>
         </w:tc>
@@ -2680,96 +3352,141 @@
     </w:tbl>
     <w:p>
       <w:pPr>
-        <w:spacing w:before="160" w:after="80" w:line="276" w:lineRule="auto"/>
-        <w:jc w:val="left"/>
-      </w:pPr>
-      <w:r>
-        <w:rPr>
-          <w:rFonts w:ascii="Times New Roman" w:hAnsi="Times New Roman"/>
+        <w:spacing w:after="80"/>
+      </w:pPr>
+    </w:p>
+    <w:p>
+      <w:pPr>
+        <w:spacing w:before="120" w:after="80"/>
+      </w:pPr>
+      <w:r>
+        <w:rPr>
+          <w:rFonts w:ascii="Times New Roman" w:hAnsi="Times New Roman" w:cs="Times New Roman" w:eastAsia="Times New Roman"/>
+          <w:sz w:val="26"/>
+          <w:szCs w:val="26"/>
           <w:b/>
-          <w:i w:val="0"/>
-          <w:sz w:val="26"/>
-          <w:rFonts w:ascii="Times New Roman" w:hAnsi="Times New Roman" w:cs="Times New Roman"/>
-        </w:rPr>
-        <w:t>II. THỰC HÀNH (2 câu – 5,0 điểm)</w:t>
-      </w:r>
-    </w:p>
-    <w:p>
-      <w:pPr>
-        <w:spacing w:before="80" w:after="80" w:line="276" w:lineRule="auto"/>
-        <w:jc w:val="left"/>
-      </w:pPr>
-      <w:r>
-        <w:rPr>
-          <w:rFonts w:ascii="Times New Roman" w:hAnsi="Times New Roman"/>
+          <w:bCs/>
+        </w:rPr>
+        <w:t xml:space="preserve">II. THỰC HÀNH VÀ BÀI TẬP (2 câu – 5,0 điểm)</w:t>
+      </w:r>
+    </w:p>
+    <w:p>
+      <w:pPr>
+        <w:spacing w:before="40" w:after="40"/>
+      </w:pPr>
+      <w:r>
+        <w:rPr>
+          <w:rFonts w:ascii="Times New Roman" w:hAnsi="Times New Roman" w:cs="Times New Roman" w:eastAsia="Times New Roman"/>
+          <w:sz w:val="26"/>
+          <w:szCs w:val="26"/>
           <w:b/>
-          <w:i w:val="0"/>
-          <w:sz w:val="24"/>
-          <w:rFonts w:ascii="Times New Roman" w:hAnsi="Times New Roman" w:cs="Times New Roman"/>
-        </w:rPr>
-        <w:t>Câu 1 (2,0 điểm) – Thực hành gõ bàn phím:</w:t>
-      </w:r>
-    </w:p>
-    <w:p>
-      <w:pPr>
-        <w:spacing w:before="0" w:after="80" w:line="276" w:lineRule="auto"/>
-        <w:jc w:val="left"/>
-      </w:pPr>
-      <w:r>
-        <w:rPr>
-          <w:rFonts w:ascii="Times New Roman" w:hAnsi="Times New Roman"/>
-          <w:b w:val="0"/>
-          <w:i w:val="0"/>
-          <w:sz w:val="22"/>
-          <w:rFonts w:ascii="Times New Roman" w:hAnsi="Times New Roman" w:cs="Times New Roman"/>
-        </w:rPr>
-        <w:t xml:space="preserve">  a) Mở đúng phần mềm soạn thảo (0,5 điểm)</w:t>
-        <w:br/>
-        <w:t>b) Gõ đúng nội dung, đúng tư thế (1,0 điểm)</w:t>
-        <w:br/>
-        <w:t>c) Lưu tệp đúng tên (0,5 điểm)</w:t>
-      </w:r>
-    </w:p>
-    <w:p>
-      <w:pPr>
-        <w:spacing w:before="80" w:after="80" w:line="276" w:lineRule="auto"/>
-        <w:jc w:val="left"/>
-      </w:pPr>
-      <w:r>
-        <w:rPr>
-          <w:rFonts w:ascii="Times New Roman" w:hAnsi="Times New Roman"/>
+          <w:bCs/>
+        </w:rPr>
+        <w:t xml:space="preserve">Câu 1 (2,0 điểm) – Thực hành trên máy tính:</w:t>
+      </w:r>
+    </w:p>
+    <w:p>
+      <w:pPr>
+        <w:spacing w:before="40" w:after="40"/>
+        <w:ind w:left="360"/>
+      </w:pPr>
+      <w:r>
+        <w:rPr>
+          <w:rFonts w:ascii="Times New Roman" w:hAnsi="Times New Roman" w:cs="Times New Roman" w:eastAsia="Times New Roman"/>
+          <w:sz w:val="26"/>
+          <w:szCs w:val="26"/>
+        </w:rPr>
+        <w:t xml:space="preserve">a) Mở đúng phần mềm Microsoft Word hoặc Notepad (0,5 điểm).</w:t>
+      </w:r>
+    </w:p>
+    <w:p>
+      <w:pPr>
+        <w:spacing w:before="40" w:after="40"/>
+        <w:ind w:left="360"/>
+      </w:pPr>
+      <w:r>
+        <w:rPr>
+          <w:rFonts w:ascii="Times New Roman" w:hAnsi="Times New Roman" w:cs="Times New Roman" w:eastAsia="Times New Roman"/>
+          <w:sz w:val="26"/>
+          <w:szCs w:val="26"/>
+        </w:rPr>
+        <w:t xml:space="preserve">b) Gõ đúng chính tả đoạn thơ, gõ có dấu Tiếng Việt, ngồi đúng tư thế (1,0 điểm).</w:t>
+      </w:r>
+    </w:p>
+    <w:p>
+      <w:pPr>
+        <w:spacing w:before="40" w:after="40"/>
+        <w:ind w:left="360"/>
+      </w:pPr>
+      <w:r>
+        <w:rPr>
+          <w:rFonts w:ascii="Times New Roman" w:hAnsi="Times New Roman" w:cs="Times New Roman" w:eastAsia="Times New Roman"/>
+          <w:sz w:val="26"/>
+          <w:szCs w:val="26"/>
+        </w:rPr>
+        <w:t xml:space="preserve">c) Lưu tệp đúng tên quy định vào màn hình Desktop (0,5 điểm).</w:t>
+      </w:r>
+    </w:p>
+    <w:p>
+      <w:pPr>
+        <w:spacing w:before="40" w:after="40"/>
+      </w:pPr>
+      <w:r>
+        <w:rPr>
+          <w:rFonts w:ascii="Times New Roman" w:hAnsi="Times New Roman" w:cs="Times New Roman" w:eastAsia="Times New Roman"/>
+          <w:sz w:val="26"/>
+          <w:szCs w:val="26"/>
           <w:b/>
-          <w:i w:val="0"/>
-          <w:sz w:val="24"/>
-          <w:rFonts w:ascii="Times New Roman" w:hAnsi="Times New Roman" w:cs="Times New Roman"/>
-        </w:rPr>
-        <w:t>Câu 2 (3,0 điểm) – Thực hành tìm kiếm:</w:t>
-      </w:r>
-    </w:p>
-    <w:p>
-      <w:pPr>
-        <w:spacing w:before="0" w:after="80" w:line="276" w:lineRule="auto"/>
-        <w:jc w:val="left"/>
-      </w:pPr>
-      <w:r>
-        <w:rPr>
-          <w:rFonts w:ascii="Times New Roman" w:hAnsi="Times New Roman"/>
-          <w:b w:val="0"/>
-          <w:i w:val="0"/>
-          <w:sz w:val="22"/>
-          <w:rFonts w:ascii="Times New Roman" w:hAnsi="Times New Roman" w:cs="Times New Roman"/>
-        </w:rPr>
-        <w:t xml:space="preserve">  a) Mở đúng trình duyệt Google Chrome (0,5 điểm)</w:t>
-        <w:br/>
-        <w:t>b) Nhập đúng từ khóa tìm kiếm và nhấn phím Enter (1,0 điểm)</w:t>
-        <w:br/>
-        <w:t>c) Chọn nguồn thông tin uy tín, ghi đúng ba thắng cảnh (1,5 điểm)</w:t>
-      </w:r>
-    </w:p>
-    <w:p>
-      <w:pPr>
-        <w:spacing w:before="0" w:after="120" w:line="276" w:lineRule="auto"/>
-        <w:jc w:val="left"/>
+          <w:bCs/>
+        </w:rPr>
+        <w:t xml:space="preserve">Câu 2 (3,0 điểm) – Thực hành tìm kiếm và trả lời viết ra trên giấy:</w:t>
+      </w:r>
+    </w:p>
+    <w:p>
+      <w:pPr>
+        <w:spacing w:before="40" w:after="40"/>
+        <w:ind w:left="360"/>
+      </w:pPr>
+      <w:r>
+        <w:rPr>
+          <w:rFonts w:ascii="Times New Roman" w:hAnsi="Times New Roman" w:cs="Times New Roman" w:eastAsia="Times New Roman"/>
+          <w:sz w:val="26"/>
+          <w:szCs w:val="26"/>
+        </w:rPr>
+        <w:t xml:space="preserve">a) Mở trình duyệt Google Chrome và nhập đúng từ khóa tìm kiếm (1,0 điểm).</w:t>
+      </w:r>
+    </w:p>
+    <w:p>
+      <w:pPr>
+        <w:spacing w:before="40" w:after="40"/>
+        <w:ind w:left="360"/>
+      </w:pPr>
+      <w:r>
+        <w:rPr>
+          <w:rFonts w:ascii="Times New Roman" w:hAnsi="Times New Roman" w:cs="Times New Roman" w:eastAsia="Times New Roman"/>
+          <w:sz w:val="26"/>
+          <w:szCs w:val="26"/>
+        </w:rPr>
+        <w:t xml:space="preserve">b) Ghi đúng tên 3 thắng cảnh nổi tiếng của Việt Nam (1,0 điểm).</w:t>
+      </w:r>
+    </w:p>
+    <w:p>
+      <w:pPr>
+        <w:spacing w:before="40" w:after="40"/>
+        <w:ind w:left="360"/>
+      </w:pPr>
+      <w:r>
+        <w:rPr>
+          <w:rFonts w:ascii="Times New Roman" w:hAnsi="Times New Roman" w:cs="Times New Roman" w:eastAsia="Times New Roman"/>
+          <w:sz w:val="26"/>
+          <w:szCs w:val="26"/>
+        </w:rPr>
+        <w:t xml:space="preserve">c) Ghi đúng tên trang web và địa chỉ đường liên kết uy tín (1,0 điểm).</w:t>
+      </w:r>
+    </w:p>
+    <w:p>
+      <w:pPr>
+        <w:spacing w:after="160"/>
       </w:pPr>
     </w:p>
     <w:tbl>
